--- a/source/temp.docx
+++ b/source/temp.docx
@@ -1,34 +1,29 @@
 
 <file path=word/document.xml><?xml version="1.0" encoding="utf-8"?>
-<w:document xmlns:wpc="http://schemas.microsoft.com/office/word/2010/wordprocessingCanvas" xmlns:cx="http://schemas.microsoft.com/office/drawing/2014/chartex" xmlns:cx1="http://schemas.microsoft.com/office/drawing/2015/9/8/chartex" xmlns:cx2="http://schemas.microsoft.com/office/drawing/2015/10/21/chartex" xmlns:cx3="http://schemas.microsoft.com/office/drawing/2016/5/9/chartex" xmlns:cx4="http://schemas.microsoft.com/office/drawing/2016/5/10/chartex" xmlns:cx5="http://schemas.microsoft.com/office/drawing/2016/5/11/chartex" xmlns:cx6="http://schemas.microsoft.com/office/drawing/2016/5/12/chartex" xmlns:cx7="http://schemas.microsoft.com/office/drawing/2016/5/13/chartex" xmlns:cx8="http://schemas.microsoft.com/office/drawing/2016/5/14/chartex" xmlns:mc="http://schemas.openxmlformats.org/markup-compatibility/2006" xmlns:m="http://schemas.openxmlformats.org/officeDocument/2006/math" xmlns:aink="http://schemas.microsoft.com/office/drawing/2016/ink" xmlns:am3d="http://schemas.microsoft.com/office/drawing/2017/model3d" xmlns:oel="http://schemas.microsoft.com/office/2019/extlst" xmlns:r="http://schemas.openxmlformats.org/officeDocument/2006/relationships" xmlns:wp14="http://schemas.microsoft.com/office/word/2010/wordprocessingDrawing" xmlns:wp="http://schemas.openxmlformats.org/drawingml/2006/wordprocessingDrawing" xmlns:wpg="http://schemas.microsoft.com/office/word/2010/wordprocessingGroup" xmlns:wpi="http://schemas.microsoft.com/office/word/2010/wordprocessingInk" xmlns:wps="http://schemas.microsoft.com/office/word/2010/wordprocessingShape" xmlns:o="urn:schemas-microsoft-com:office:office" xmlns:v="urn:schemas-microsoft-com:vml" xmlns:w10="urn:schemas-microsoft-com:office:word" xmlns:w="http://schemas.openxmlformats.org/wordprocessingml/2006/main" xmlns:w14="http://schemas.microsoft.com/office/word/2010/wordml" xmlns:w15="http://schemas.microsoft.com/office/word/2012/wordml" xmlns:w16cei="http://schemas.microsoft.com/office/word/2026/wordml/cei" xmlns:w16cex="http://schemas.microsoft.com/office/word/2018/wordml/cex" xmlns:w16cid="http://schemas.microsoft.com/office/word/2016/wordml/cid" xmlns:w16="http://schemas.microsoft.com/office/word/2018/wordml" xmlns:w16sdtdh="http://schemas.microsoft.com/office/word/2020/wordml/sdtdatahash" xmlns:w16sdtfl="http://schemas.microsoft.com/office/word/2024/wordml/sdtformatlock" xmlns:w16se="http://schemas.microsoft.com/office/word/2015/wordml/symex" xmlns:w16du="http://schemas.microsoft.com/office/word/2023/wordml/word16du" xmlns:wne="http://schemas.microsoft.com/office/word/2006/wordml" mc:Ignorable="w14 w15 w16se w16cid w16 w16cex w16sdtdh w16sdtfl w16du wp14">
+<w:document xmlns:wpc="http://schemas.microsoft.com/office/word/2010/wordprocessingCanvas" xmlns:cx="http://schemas.microsoft.com/office/drawing/2014/chartex" xmlns:cx1="http://schemas.microsoft.com/office/drawing/2015/9/8/chartex" xmlns:cx2="http://schemas.microsoft.com/office/drawing/2015/10/21/chartex" xmlns:cx3="http://schemas.microsoft.com/office/drawing/2016/5/9/chartex" xmlns:cx4="http://schemas.microsoft.com/office/drawing/2016/5/10/chartex" xmlns:cx5="http://schemas.microsoft.com/office/drawing/2016/5/11/chartex" xmlns:cx6="http://schemas.microsoft.com/office/drawing/2016/5/12/chartex" xmlns:cx7="http://schemas.microsoft.com/office/drawing/2016/5/13/chartex" xmlns:cx8="http://schemas.microsoft.com/office/drawing/2016/5/14/chartex" xmlns:mc="http://schemas.openxmlformats.org/markup-compatibility/2006" xmlns:o="urn:schemas-microsoft-com:office:office" xmlns:r="http://schemas.openxmlformats.org/officeDocument/2006/relationships" xmlns:m="http://schemas.openxmlformats.org/officeDocument/2006/math" xmlns:v="urn:schemas-microsoft-com:vml" xmlns:wp14="http://schemas.microsoft.com/office/word/2010/wordprocessingDrawing" xmlns:wp="http://schemas.openxmlformats.org/drawingml/2006/wordprocessingDrawing" xmlns:w="http://schemas.openxmlformats.org/wordprocessingml/2006/main" xmlns:w14="http://schemas.microsoft.com/office/word/2010/wordml" xmlns:w10="urn:schemas-microsoft-com:office:word" xmlns:w15="http://schemas.microsoft.com/office/word/2012/wordml" xmlns:wpg="http://schemas.microsoft.com/office/word/2010/wordprocessingGroup" xmlns:wpi="http://schemas.microsoft.com/office/word/2010/wordprocessingInk" xmlns:wne="http://schemas.microsoft.com/office/word/2006/wordml" xmlns:wps="http://schemas.microsoft.com/office/word/2010/wordprocessingShape" xmlns:wpsCustomData="http://www.wps.cn/officeDocument/2013/wpsCustomData" mc:Ignorable="w14 w15 wp14">
   <w:body>
     <w:p>
       <w:pPr>
-        <w:pStyle w:val="BodyText"/>
+        <w:pStyle w:val="3"/>
         <w:spacing w:before="77"/>
         <w:ind w:right="91"/>
         <w:jc w:val="right"/>
       </w:pPr>
       <w:r>
-        <w:rPr>
-          <w:noProof/>
-        </w:rPr>
         <w:drawing>
-          <wp:anchor distT="0" distB="0" distL="0" distR="0" simplePos="0" relativeHeight="15728640" behindDoc="0" locked="0" layoutInCell="1" allowOverlap="1" wp14:anchorId="7D9C5993" wp14:editId="72254CB8">
+          <wp:anchor distT="0" distB="0" distL="0" distR="0" simplePos="0" relativeHeight="251659264" behindDoc="0" locked="0" layoutInCell="1" allowOverlap="1">
             <wp:simplePos x="0" y="0"/>
             <wp:positionH relativeFrom="page">
-              <wp:posOffset>665606</wp:posOffset>
+              <wp:posOffset>665480</wp:posOffset>
             </wp:positionH>
             <wp:positionV relativeFrom="paragraph">
-              <wp:posOffset>31117</wp:posOffset>
+              <wp:posOffset>31115</wp:posOffset>
             </wp:positionV>
             <wp:extent cx="1231900" cy="355600"/>
             <wp:effectExtent l="0" t="0" r="0" b="0"/>
             <wp:wrapNone/>
             <wp:docPr id="1" name="Image 1"/>
-            <wp:cNvGraphicFramePr>
-              <a:graphicFrameLocks xmlns:a="http://schemas.openxmlformats.org/drawingml/2006/main"/>
-            </wp:cNvGraphicFramePr>
+            <wp:cNvGraphicFramePr/>
             <a:graphic xmlns:a="http://schemas.openxmlformats.org/drawingml/2006/main">
               <a:graphicData uri="http://schemas.openxmlformats.org/drawingml/2006/picture">
                 <pic:pic xmlns:pic="http://schemas.openxmlformats.org/drawingml/2006/picture">
@@ -126,7 +121,7 @@
     </w:p>
     <w:p>
       <w:pPr>
-        <w:pStyle w:val="BodyText"/>
+        <w:pStyle w:val="3"/>
         <w:spacing w:before="6" w:line="247" w:lineRule="auto"/>
         <w:ind w:left="6752" w:right="91" w:firstLine="1598"/>
         <w:jc w:val="right"/>
@@ -187,14 +182,12 @@
         </w:rPr>
         <w:t xml:space="preserve"> </w:t>
       </w:r>
-      <w:proofErr w:type="spellStart"/>
       <w:r>
         <w:rPr>
           <w:w w:val="90"/>
         </w:rPr>
         <w:t>Bldg</w:t>
       </w:r>
-      <w:proofErr w:type="spellEnd"/>
       <w:r>
         <w:rPr>
           <w:spacing w:val="-16"/>
@@ -264,7 +257,7 @@
     </w:p>
     <w:p>
       <w:pPr>
-        <w:pStyle w:val="BodyText"/>
+        <w:pStyle w:val="3"/>
         <w:spacing w:line="194" w:lineRule="exact"/>
         <w:ind w:right="91"/>
         <w:jc w:val="right"/>
@@ -349,33 +342,33 @@
     </w:p>
     <w:p>
       <w:pPr>
-        <w:pStyle w:val="BodyText"/>
+        <w:pStyle w:val="3"/>
       </w:pPr>
     </w:p>
     <w:p>
       <w:pPr>
-        <w:pStyle w:val="BodyText"/>
+        <w:pStyle w:val="3"/>
       </w:pPr>
     </w:p>
     <w:p>
       <w:pPr>
-        <w:pStyle w:val="BodyText"/>
+        <w:pStyle w:val="3"/>
       </w:pPr>
     </w:p>
     <w:p>
       <w:pPr>
-        <w:pStyle w:val="BodyText"/>
+        <w:pStyle w:val="3"/>
       </w:pPr>
     </w:p>
     <w:p>
       <w:pPr>
-        <w:pStyle w:val="BodyText"/>
+        <w:pStyle w:val="3"/>
         <w:spacing w:before="98"/>
       </w:pPr>
     </w:p>
     <w:p>
       <w:pPr>
-        <w:pStyle w:val="Heading1"/>
+        <w:pStyle w:val="2"/>
       </w:pPr>
       <w:r>
         <w:rPr>
@@ -415,7 +408,7 @@
     </w:p>
     <w:p>
       <w:pPr>
-        <w:pStyle w:val="BodyText"/>
+        <w:pStyle w:val="3"/>
         <w:spacing w:before="76"/>
         <w:rPr>
           <w:rFonts w:ascii="Tahoma"/>
@@ -428,8 +421,9 @@
       <w:pPr>
         <w:ind w:left="167"/>
         <w:rPr>
-          <w:rFonts w:ascii="Tahoma"/>
+          <w:rFonts w:hint="default" w:ascii="Tahoma"/>
           <w:b/>
+          <w:lang w:val="en-US"/>
         </w:rPr>
       </w:pPr>
       <w:r>
@@ -449,33 +443,17 @@
       </w:r>
       <w:r>
         <w:rPr>
-          <w:rFonts w:ascii="Tahoma"/>
+          <w:rFonts w:hint="default" w:ascii="Tahoma"/>
           <w:b/>
-          <w:highlight w:val="yellow"/>
-        </w:rPr>
-        <w:t>DD-MM</w:t>
-      </w:r>
-      <w:r>
-        <w:rPr>
-          <w:rFonts w:ascii="Tahoma"/>
-          <w:b/>
-          <w:highlight w:val="yellow"/>
-        </w:rPr>
-        <w:t>-</w:t>
-      </w:r>
-      <w:r>
-        <w:rPr>
-          <w:rFonts w:ascii="Tahoma"/>
-          <w:b/>
-          <w:spacing w:val="-4"/>
-          <w:highlight w:val="yellow"/>
-        </w:rPr>
-        <w:t>YYYY</w:t>
+          <w:spacing w:val="36"/>
+          <w:lang w:val="en-US"/>
+        </w:rPr>
+        <w:t>{{$Date}}</w:t>
       </w:r>
     </w:p>
     <w:p>
       <w:pPr>
-        <w:pStyle w:val="BodyText"/>
+        <w:pStyle w:val="3"/>
         <w:spacing w:before="112" w:after="1"/>
         <w:rPr>
           <w:rFonts w:ascii="Tahoma"/>
@@ -486,30 +464,48 @@
     </w:p>
     <w:tbl>
       <w:tblPr>
+        <w:tblStyle w:val="4"/>
         <w:tblW w:w="0" w:type="auto"/>
         <w:tblInd w:w="59" w:type="dxa"/>
         <w:tblBorders>
-          <w:top w:val="single" w:sz="6" w:space="0" w:color="BDBEBD"/>
-          <w:left w:val="single" w:sz="6" w:space="0" w:color="BDBEBD"/>
-          <w:bottom w:val="single" w:sz="6" w:space="0" w:color="BDBEBD"/>
-          <w:right w:val="single" w:sz="6" w:space="0" w:color="BDBEBD"/>
-          <w:insideH w:val="single" w:sz="6" w:space="0" w:color="BDBEBD"/>
-          <w:insideV w:val="single" w:sz="6" w:space="0" w:color="BDBEBD"/>
+          <w:top w:val="single" w:color="BDBEBD" w:sz="6" w:space="0"/>
+          <w:left w:val="single" w:color="BDBEBD" w:sz="6" w:space="0"/>
+          <w:bottom w:val="single" w:color="BDBEBD" w:sz="6" w:space="0"/>
+          <w:right w:val="single" w:color="BDBEBD" w:sz="6" w:space="0"/>
+          <w:insideH w:val="single" w:color="BDBEBD" w:sz="6" w:space="0"/>
+          <w:insideV w:val="single" w:color="BDBEBD" w:sz="6" w:space="0"/>
         </w:tblBorders>
         <w:tblLayout w:type="fixed"/>
         <w:tblCellMar>
+          <w:top w:w="0" w:type="dxa"/>
           <w:left w:w="0" w:type="dxa"/>
+          <w:bottom w:w="0" w:type="dxa"/>
           <w:right w:w="0" w:type="dxa"/>
         </w:tblCellMar>
-        <w:tblLook w:val="01E0" w:firstRow="1" w:lastRow="1" w:firstColumn="1" w:lastColumn="1" w:noHBand="0" w:noVBand="0"/>
       </w:tblPr>
       <w:tblGrid>
         <w:gridCol w:w="3996"/>
         <w:gridCol w:w="5835"/>
       </w:tblGrid>
       <w:tr>
+        <w:tblPrEx>
+          <w:tblBorders>
+            <w:top w:val="single" w:color="BDBEBD" w:sz="6" w:space="0"/>
+            <w:left w:val="single" w:color="BDBEBD" w:sz="6" w:space="0"/>
+            <w:bottom w:val="single" w:color="BDBEBD" w:sz="6" w:space="0"/>
+            <w:right w:val="single" w:color="BDBEBD" w:sz="6" w:space="0"/>
+            <w:insideH w:val="single" w:color="BDBEBD" w:sz="6" w:space="0"/>
+            <w:insideV w:val="single" w:color="BDBEBD" w:sz="6" w:space="0"/>
+          </w:tblBorders>
+          <w:tblCellMar>
+            <w:top w:w="0" w:type="dxa"/>
+            <w:left w:w="0" w:type="dxa"/>
+            <w:bottom w:w="0" w:type="dxa"/>
+            <w:right w:w="0" w:type="dxa"/>
+          </w:tblCellMar>
+        </w:tblPrEx>
         <w:trPr>
-          <w:trHeight w:val="698"/>
+          <w:trHeight w:val="698" w:hRule="atLeast"/>
         </w:trPr>
         <w:tc>
           <w:tcPr>
@@ -518,7 +514,7 @@
           </w:tcPr>
           <w:p>
             <w:pPr>
-              <w:pStyle w:val="TableParagraph"/>
+              <w:pStyle w:val="7"/>
               <w:spacing w:before="204"/>
               <w:ind w:left="176"/>
               <w:rPr>
@@ -556,8 +552,24 @@
         </w:tc>
       </w:tr>
       <w:tr>
+        <w:tblPrEx>
+          <w:tblBorders>
+            <w:top w:val="single" w:color="BDBEBD" w:sz="6" w:space="0"/>
+            <w:left w:val="single" w:color="BDBEBD" w:sz="6" w:space="0"/>
+            <w:bottom w:val="single" w:color="BDBEBD" w:sz="6" w:space="0"/>
+            <w:right w:val="single" w:color="BDBEBD" w:sz="6" w:space="0"/>
+            <w:insideH w:val="single" w:color="BDBEBD" w:sz="6" w:space="0"/>
+            <w:insideV w:val="single" w:color="BDBEBD" w:sz="6" w:space="0"/>
+          </w:tblBorders>
+          <w:tblCellMar>
+            <w:top w:w="0" w:type="dxa"/>
+            <w:left w:w="0" w:type="dxa"/>
+            <w:bottom w:w="0" w:type="dxa"/>
+            <w:right w:w="0" w:type="dxa"/>
+          </w:tblCellMar>
+        </w:tblPrEx>
         <w:trPr>
-          <w:trHeight w:val="905"/>
+          <w:trHeight w:val="905" w:hRule="atLeast"/>
         </w:trPr>
         <w:tc>
           <w:tcPr>
@@ -566,7 +578,7 @@
           </w:tcPr>
           <w:p>
             <w:pPr>
-              <w:pStyle w:val="TableParagraph"/>
+              <w:pStyle w:val="7"/>
               <w:spacing w:before="46"/>
               <w:rPr>
                 <w:rFonts w:ascii="Tahoma"/>
@@ -576,7 +588,7 @@
           </w:p>
           <w:p>
             <w:pPr>
-              <w:pStyle w:val="TableParagraph"/>
+              <w:pStyle w:val="7"/>
               <w:ind w:left="176"/>
             </w:pPr>
             <w:r>
@@ -603,7 +615,7 @@
           </w:tcPr>
           <w:p>
             <w:pPr>
-              <w:pStyle w:val="TableParagraph"/>
+              <w:pStyle w:val="7"/>
               <w:spacing w:before="47"/>
               <w:rPr>
                 <w:rFonts w:ascii="Tahoma"/>
@@ -613,24 +625,59 @@
           </w:p>
           <w:p>
             <w:pPr>
-              <w:pStyle w:val="TableParagraph"/>
+              <w:pStyle w:val="7"/>
               <w:spacing w:before="1"/>
               <w:ind w:left="178"/>
-            </w:pPr>
+              <w:rPr>
+                <w:rFonts w:hint="default"/>
+                <w:lang w:val="en-US"/>
+              </w:rPr>
+            </w:pPr>
+            <w:r>
+              <w:rPr>
+                <w:rFonts w:hint="default"/>
+                <w:lang w:val="en-US"/>
+              </w:rPr>
+              <w:t>{{$</w:t>
+            </w:r>
+            <w:r>
+              <w:t>Account</w:t>
+            </w:r>
             <w:r>
               <w:rPr>
                 <w:spacing w:val="-2"/>
-                <w:w w:val="105"/>
-                <w:highlight w:val="yellow"/>
-              </w:rPr>
-              <w:t>79456800000030</w:t>
+              </w:rPr>
+              <w:t>Number</w:t>
+            </w:r>
+            <w:r>
+              <w:rPr>
+                <w:rFonts w:hint="default"/>
+                <w:lang w:val="en-US"/>
+              </w:rPr>
+              <w:t>}}</w:t>
             </w:r>
           </w:p>
         </w:tc>
       </w:tr>
       <w:tr>
+        <w:tblPrEx>
+          <w:tblBorders>
+            <w:top w:val="single" w:color="BDBEBD" w:sz="6" w:space="0"/>
+            <w:left w:val="single" w:color="BDBEBD" w:sz="6" w:space="0"/>
+            <w:bottom w:val="single" w:color="BDBEBD" w:sz="6" w:space="0"/>
+            <w:right w:val="single" w:color="BDBEBD" w:sz="6" w:space="0"/>
+            <w:insideH w:val="single" w:color="BDBEBD" w:sz="6" w:space="0"/>
+            <w:insideV w:val="single" w:color="BDBEBD" w:sz="6" w:space="0"/>
+          </w:tblBorders>
+          <w:tblCellMar>
+            <w:top w:w="0" w:type="dxa"/>
+            <w:left w:w="0" w:type="dxa"/>
+            <w:bottom w:w="0" w:type="dxa"/>
+            <w:right w:w="0" w:type="dxa"/>
+          </w:tblCellMar>
+        </w:tblPrEx>
         <w:trPr>
-          <w:trHeight w:val="905"/>
+          <w:trHeight w:val="905" w:hRule="atLeast"/>
         </w:trPr>
         <w:tc>
           <w:tcPr>
@@ -638,7 +685,7 @@
           </w:tcPr>
           <w:p>
             <w:pPr>
-              <w:pStyle w:val="TableParagraph"/>
+              <w:pStyle w:val="7"/>
               <w:spacing w:before="61"/>
               <w:rPr>
                 <w:rFonts w:ascii="Tahoma"/>
@@ -648,7 +695,7 @@
           </w:p>
           <w:p>
             <w:pPr>
-              <w:pStyle w:val="TableParagraph"/>
+              <w:pStyle w:val="7"/>
               <w:ind w:left="175"/>
             </w:pPr>
             <w:r>
@@ -665,7 +712,7 @@
           </w:tcPr>
           <w:p>
             <w:pPr>
-              <w:pStyle w:val="TableParagraph"/>
+              <w:pStyle w:val="7"/>
               <w:spacing w:before="35"/>
               <w:rPr>
                 <w:rFonts w:ascii="Tahoma"/>
@@ -675,22 +722,49 @@
           </w:p>
           <w:p>
             <w:pPr>
-              <w:pStyle w:val="TableParagraph"/>
+              <w:pStyle w:val="7"/>
               <w:ind w:left="124"/>
-            </w:pPr>
-            <w:r>
-              <w:rPr>
-                <w:spacing w:val="-2"/>
-                <w:highlight w:val="yellow"/>
-              </w:rPr>
-              <w:t>BH75SGBD79456800000030</w:t>
+              <w:rPr>
+                <w:rFonts w:hint="default"/>
+                <w:lang w:val="en-US"/>
+              </w:rPr>
+            </w:pPr>
+            <w:r>
+              <w:rPr>
+                <w:rFonts w:hint="default"/>
+                <w:lang w:val="en-US"/>
+              </w:rPr>
+              <w:t>{{$</w:t>
+            </w:r>
+            <w:r>
+              <w:rPr>
+                <w:spacing w:val="-4"/>
+              </w:rPr>
+              <w:t>IBAN</w:t>
+            </w:r>
+            <w:r>
+              <w:rPr>
+                <w:rFonts w:hint="default"/>
+                <w:lang w:val="en-US"/>
+              </w:rPr>
+              <w:t>}}</w:t>
             </w:r>
           </w:p>
         </w:tc>
       </w:tr>
       <w:tr>
+        <w:tblPrEx>
+          <w:tblBorders>
+            <w:top w:val="single" w:color="BDBEBD" w:sz="6" w:space="0"/>
+            <w:left w:val="single" w:color="BDBEBD" w:sz="6" w:space="0"/>
+            <w:bottom w:val="single" w:color="BDBEBD" w:sz="6" w:space="0"/>
+            <w:right w:val="single" w:color="BDBEBD" w:sz="6" w:space="0"/>
+            <w:insideH w:val="single" w:color="BDBEBD" w:sz="6" w:space="0"/>
+            <w:insideV w:val="single" w:color="BDBEBD" w:sz="6" w:space="0"/>
+          </w:tblBorders>
+        </w:tblPrEx>
         <w:trPr>
-          <w:trHeight w:val="905"/>
+          <w:trHeight w:val="905" w:hRule="atLeast"/>
         </w:trPr>
         <w:tc>
           <w:tcPr>
@@ -699,7 +773,7 @@
           </w:tcPr>
           <w:p>
             <w:pPr>
-              <w:pStyle w:val="TableParagraph"/>
+              <w:pStyle w:val="7"/>
               <w:spacing w:before="46"/>
               <w:rPr>
                 <w:rFonts w:ascii="Tahoma"/>
@@ -709,7 +783,7 @@
           </w:p>
           <w:p>
             <w:pPr>
-              <w:pStyle w:val="TableParagraph"/>
+              <w:pStyle w:val="7"/>
               <w:ind w:left="176"/>
             </w:pPr>
             <w:r>
@@ -727,7 +801,7 @@
           </w:tcPr>
           <w:p>
             <w:pPr>
-              <w:pStyle w:val="TableParagraph"/>
+              <w:pStyle w:val="7"/>
               <w:spacing w:before="46"/>
               <w:rPr>
                 <w:rFonts w:ascii="Tahoma"/>
@@ -737,22 +811,55 @@
           </w:p>
           <w:p>
             <w:pPr>
-              <w:pStyle w:val="TableParagraph"/>
+              <w:pStyle w:val="7"/>
               <w:ind w:left="180"/>
-            </w:pPr>
-            <w:r>
-              <w:rPr>
-                <w:spacing w:val="-5"/>
-                <w:highlight w:val="yellow"/>
-              </w:rPr>
-              <w:t>USD</w:t>
+              <w:rPr>
+                <w:rFonts w:hint="default"/>
+                <w:lang w:val="en-US"/>
+              </w:rPr>
+            </w:pPr>
+            <w:r>
+              <w:rPr>
+                <w:rFonts w:hint="default"/>
+                <w:lang w:val="en-US"/>
+              </w:rPr>
+              <w:t>{{$</w:t>
+            </w:r>
+            <w:r>
+              <w:rPr>
+                <w:spacing w:val="-2"/>
+              </w:rPr>
+              <w:t>Currency</w:t>
+            </w:r>
+            <w:r>
+              <w:rPr>
+                <w:rFonts w:hint="default"/>
+                <w:lang w:val="en-US"/>
+              </w:rPr>
+              <w:t>}}</w:t>
             </w:r>
           </w:p>
         </w:tc>
       </w:tr>
       <w:tr>
+        <w:tblPrEx>
+          <w:tblBorders>
+            <w:top w:val="single" w:color="BDBEBD" w:sz="6" w:space="0"/>
+            <w:left w:val="single" w:color="BDBEBD" w:sz="6" w:space="0"/>
+            <w:bottom w:val="single" w:color="BDBEBD" w:sz="6" w:space="0"/>
+            <w:right w:val="single" w:color="BDBEBD" w:sz="6" w:space="0"/>
+            <w:insideH w:val="single" w:color="BDBEBD" w:sz="6" w:space="0"/>
+            <w:insideV w:val="single" w:color="BDBEBD" w:sz="6" w:space="0"/>
+          </w:tblBorders>
+          <w:tblCellMar>
+            <w:top w:w="0" w:type="dxa"/>
+            <w:left w:w="0" w:type="dxa"/>
+            <w:bottom w:w="0" w:type="dxa"/>
+            <w:right w:w="0" w:type="dxa"/>
+          </w:tblCellMar>
+        </w:tblPrEx>
         <w:trPr>
-          <w:trHeight w:val="905"/>
+          <w:trHeight w:val="905" w:hRule="atLeast"/>
         </w:trPr>
         <w:tc>
           <w:tcPr>
@@ -760,7 +867,7 @@
           </w:tcPr>
           <w:p>
             <w:pPr>
-              <w:pStyle w:val="TableParagraph"/>
+              <w:pStyle w:val="7"/>
               <w:spacing w:before="46"/>
               <w:rPr>
                 <w:rFonts w:ascii="Tahoma"/>
@@ -770,7 +877,7 @@
           </w:p>
           <w:p>
             <w:pPr>
-              <w:pStyle w:val="TableParagraph"/>
+              <w:pStyle w:val="7"/>
               <w:ind w:left="176"/>
             </w:pPr>
             <w:r>
@@ -799,7 +906,7 @@
           </w:tcPr>
           <w:p>
             <w:pPr>
-              <w:pStyle w:val="TableParagraph"/>
+              <w:pStyle w:val="7"/>
               <w:spacing w:before="46"/>
               <w:rPr>
                 <w:rFonts w:ascii="Tahoma"/>
@@ -809,36 +916,61 @@
           </w:p>
           <w:p>
             <w:pPr>
-              <w:pStyle w:val="TableParagraph"/>
+              <w:pStyle w:val="7"/>
               <w:ind w:left="178"/>
-            </w:pPr>
-            <w:r>
-              <w:rPr>
-                <w:spacing w:val="-5"/>
-                <w:highlight w:val="yellow"/>
-              </w:rPr>
-              <w:t>FU</w:t>
-            </w:r>
-            <w:r>
-              <w:rPr>
-                <w:spacing w:val="-37"/>
-                <w:highlight w:val="yellow"/>
-              </w:rPr>
-              <w:t xml:space="preserve"> </w:t>
+              <w:rPr>
+                <w:rFonts w:hint="default"/>
+                <w:lang w:val="en-US"/>
+              </w:rPr>
+            </w:pPr>
+            <w:r>
+              <w:rPr>
+                <w:rFonts w:hint="default"/>
+                <w:lang w:val="en-US"/>
+              </w:rPr>
+              <w:t>{{$</w:t>
             </w:r>
             <w:r>
               <w:rPr>
                 <w:spacing w:val="-2"/>
-                <w:highlight w:val="yellow"/>
-              </w:rPr>
-              <w:t>FANGRONG</w:t>
+              </w:rPr>
+              <w:t>Recipient</w:t>
+            </w:r>
+            <w:r>
+              <w:rPr>
+                <w:spacing w:val="-4"/>
+              </w:rPr>
+              <w:t>Name</w:t>
+            </w:r>
+            <w:r>
+              <w:rPr>
+                <w:rFonts w:hint="default"/>
+                <w:lang w:val="en-US"/>
+              </w:rPr>
+              <w:t>}}</w:t>
             </w:r>
           </w:p>
         </w:tc>
       </w:tr>
       <w:tr>
+        <w:tblPrEx>
+          <w:tblBorders>
+            <w:top w:val="single" w:color="BDBEBD" w:sz="6" w:space="0"/>
+            <w:left w:val="single" w:color="BDBEBD" w:sz="6" w:space="0"/>
+            <w:bottom w:val="single" w:color="BDBEBD" w:sz="6" w:space="0"/>
+            <w:right w:val="single" w:color="BDBEBD" w:sz="6" w:space="0"/>
+            <w:insideH w:val="single" w:color="BDBEBD" w:sz="6" w:space="0"/>
+            <w:insideV w:val="single" w:color="BDBEBD" w:sz="6" w:space="0"/>
+          </w:tblBorders>
+          <w:tblCellMar>
+            <w:top w:w="0" w:type="dxa"/>
+            <w:left w:w="0" w:type="dxa"/>
+            <w:bottom w:w="0" w:type="dxa"/>
+            <w:right w:w="0" w:type="dxa"/>
+          </w:tblCellMar>
+        </w:tblPrEx>
         <w:trPr>
-          <w:trHeight w:val="905"/>
+          <w:trHeight w:val="905" w:hRule="atLeast"/>
         </w:trPr>
         <w:tc>
           <w:tcPr>
@@ -847,7 +979,7 @@
           </w:tcPr>
           <w:p>
             <w:pPr>
-              <w:pStyle w:val="TableParagraph"/>
+              <w:pStyle w:val="7"/>
               <w:spacing w:before="46"/>
               <w:rPr>
                 <w:rFonts w:ascii="Tahoma"/>
@@ -857,7 +989,7 @@
           </w:p>
           <w:p>
             <w:pPr>
-              <w:pStyle w:val="TableParagraph"/>
+              <w:pStyle w:val="7"/>
               <w:ind w:left="176"/>
             </w:pPr>
             <w:r>
@@ -887,24 +1019,59 @@
           </w:tcPr>
           <w:p>
             <w:pPr>
-              <w:pStyle w:val="TableParagraph"/>
+              <w:pStyle w:val="7"/>
               <w:spacing w:before="45" w:line="280" w:lineRule="atLeast"/>
               <w:ind w:left="171" w:right="413"/>
               <w:jc w:val="both"/>
-            </w:pPr>
-            <w:r>
-              <w:rPr>
-                <w:spacing w:val="-6"/>
-                <w:highlight w:val="yellow"/>
-              </w:rPr>
-              <w:t>24HAO DIERNONGMAOSHICHANGBEI WANCHEN G ZHEN WANNING SHI HAINAN SHENG 571500 CH INA</w:t>
+              <w:rPr>
+                <w:rFonts w:hint="default"/>
+                <w:lang w:val="en-US"/>
+              </w:rPr>
+            </w:pPr>
+            <w:r>
+              <w:rPr>
+                <w:rFonts w:hint="default"/>
+                <w:lang w:val="en-US"/>
+              </w:rPr>
+              <w:t>{{$</w:t>
+            </w:r>
+            <w:bookmarkStart w:id="0" w:name="_GoBack"/>
+            <w:bookmarkEnd w:id="0"/>
+            <w:r>
+              <w:rPr>
+                <w:spacing w:val="-2"/>
+              </w:rPr>
+              <w:t>RecipientAddress</w:t>
+            </w:r>
+            <w:r>
+              <w:rPr>
+                <w:rFonts w:hint="default"/>
+                <w:lang w:val="en-US"/>
+              </w:rPr>
+              <w:t>}}</w:t>
             </w:r>
           </w:p>
         </w:tc>
       </w:tr>
       <w:tr>
+        <w:tblPrEx>
+          <w:tblBorders>
+            <w:top w:val="single" w:color="BDBEBD" w:sz="6" w:space="0"/>
+            <w:left w:val="single" w:color="BDBEBD" w:sz="6" w:space="0"/>
+            <w:bottom w:val="single" w:color="BDBEBD" w:sz="6" w:space="0"/>
+            <w:right w:val="single" w:color="BDBEBD" w:sz="6" w:space="0"/>
+            <w:insideH w:val="single" w:color="BDBEBD" w:sz="6" w:space="0"/>
+            <w:insideV w:val="single" w:color="BDBEBD" w:sz="6" w:space="0"/>
+          </w:tblBorders>
+          <w:tblCellMar>
+            <w:top w:w="0" w:type="dxa"/>
+            <w:left w:w="0" w:type="dxa"/>
+            <w:bottom w:w="0" w:type="dxa"/>
+            <w:right w:w="0" w:type="dxa"/>
+          </w:tblCellMar>
+        </w:tblPrEx>
         <w:trPr>
-          <w:trHeight w:val="905"/>
+          <w:trHeight w:val="905" w:hRule="atLeast"/>
         </w:trPr>
         <w:tc>
           <w:tcPr>
@@ -912,7 +1079,7 @@
           </w:tcPr>
           <w:p>
             <w:pPr>
-              <w:pStyle w:val="TableParagraph"/>
+              <w:pStyle w:val="7"/>
               <w:spacing w:before="46"/>
               <w:rPr>
                 <w:rFonts w:ascii="Tahoma"/>
@@ -922,7 +1089,7 @@
           </w:p>
           <w:p>
             <w:pPr>
-              <w:pStyle w:val="TableParagraph"/>
+              <w:pStyle w:val="7"/>
               <w:ind w:left="176"/>
             </w:pPr>
             <w:r>
@@ -963,7 +1130,7 @@
           </w:tcPr>
           <w:p>
             <w:pPr>
-              <w:pStyle w:val="TableParagraph"/>
+              <w:pStyle w:val="7"/>
               <w:spacing w:before="46"/>
               <w:rPr>
                 <w:rFonts w:ascii="Tahoma"/>
@@ -973,7 +1140,7 @@
           </w:p>
           <w:p>
             <w:pPr>
-              <w:pStyle w:val="TableParagraph"/>
+              <w:pStyle w:val="7"/>
               <w:ind w:left="180"/>
             </w:pPr>
             <w:r>
@@ -1034,8 +1201,24 @@
         </w:tc>
       </w:tr>
       <w:tr>
+        <w:tblPrEx>
+          <w:tblBorders>
+            <w:top w:val="single" w:color="BDBEBD" w:sz="6" w:space="0"/>
+            <w:left w:val="single" w:color="BDBEBD" w:sz="6" w:space="0"/>
+            <w:bottom w:val="single" w:color="BDBEBD" w:sz="6" w:space="0"/>
+            <w:right w:val="single" w:color="BDBEBD" w:sz="6" w:space="0"/>
+            <w:insideH w:val="single" w:color="BDBEBD" w:sz="6" w:space="0"/>
+            <w:insideV w:val="single" w:color="BDBEBD" w:sz="6" w:space="0"/>
+          </w:tblBorders>
+          <w:tblCellMar>
+            <w:top w:w="0" w:type="dxa"/>
+            <w:left w:w="0" w:type="dxa"/>
+            <w:bottom w:w="0" w:type="dxa"/>
+            <w:right w:w="0" w:type="dxa"/>
+          </w:tblCellMar>
+        </w:tblPrEx>
         <w:trPr>
-          <w:trHeight w:val="905"/>
+          <w:trHeight w:val="905" w:hRule="atLeast"/>
         </w:trPr>
         <w:tc>
           <w:tcPr>
@@ -1044,7 +1227,7 @@
           </w:tcPr>
           <w:p>
             <w:pPr>
-              <w:pStyle w:val="TableParagraph"/>
+              <w:pStyle w:val="7"/>
               <w:spacing w:before="46"/>
               <w:rPr>
                 <w:rFonts w:ascii="Tahoma"/>
@@ -1054,7 +1237,7 @@
           </w:p>
           <w:p>
             <w:pPr>
-              <w:pStyle w:val="TableParagraph"/>
+              <w:pStyle w:val="7"/>
               <w:ind w:left="176"/>
             </w:pPr>
             <w:r>
@@ -1072,7 +1255,7 @@
           </w:tcPr>
           <w:p>
             <w:pPr>
-              <w:pStyle w:val="TableParagraph"/>
+              <w:pStyle w:val="7"/>
               <w:spacing w:before="46"/>
               <w:rPr>
                 <w:rFonts w:ascii="Tahoma"/>
@@ -1082,7 +1265,7 @@
           </w:p>
           <w:p>
             <w:pPr>
-              <w:pStyle w:val="TableParagraph"/>
+              <w:pStyle w:val="7"/>
               <w:ind w:left="180"/>
             </w:pPr>
             <w:r>
@@ -1095,8 +1278,24 @@
         </w:tc>
       </w:tr>
       <w:tr>
+        <w:tblPrEx>
+          <w:tblBorders>
+            <w:top w:val="single" w:color="BDBEBD" w:sz="6" w:space="0"/>
+            <w:left w:val="single" w:color="BDBEBD" w:sz="6" w:space="0"/>
+            <w:bottom w:val="single" w:color="BDBEBD" w:sz="6" w:space="0"/>
+            <w:right w:val="single" w:color="BDBEBD" w:sz="6" w:space="0"/>
+            <w:insideH w:val="single" w:color="BDBEBD" w:sz="6" w:space="0"/>
+            <w:insideV w:val="single" w:color="BDBEBD" w:sz="6" w:space="0"/>
+          </w:tblBorders>
+          <w:tblCellMar>
+            <w:top w:w="0" w:type="dxa"/>
+            <w:left w:w="0" w:type="dxa"/>
+            <w:bottom w:w="0" w:type="dxa"/>
+            <w:right w:w="0" w:type="dxa"/>
+          </w:tblCellMar>
+        </w:tblPrEx>
         <w:trPr>
-          <w:trHeight w:val="904"/>
+          <w:trHeight w:val="904" w:hRule="atLeast"/>
         </w:trPr>
         <w:tc>
           <w:tcPr>
@@ -1104,7 +1303,7 @@
           </w:tcPr>
           <w:p>
             <w:pPr>
-              <w:pStyle w:val="TableParagraph"/>
+              <w:pStyle w:val="7"/>
               <w:spacing w:before="46"/>
               <w:rPr>
                 <w:rFonts w:ascii="Tahoma"/>
@@ -1114,7 +1313,7 @@
           </w:p>
           <w:p>
             <w:pPr>
-              <w:pStyle w:val="TableParagraph"/>
+              <w:pStyle w:val="7"/>
               <w:ind w:left="175"/>
             </w:pPr>
             <w:r>
@@ -1131,7 +1330,7 @@
           </w:tcPr>
           <w:p>
             <w:pPr>
-              <w:pStyle w:val="TableParagraph"/>
+              <w:pStyle w:val="7"/>
               <w:spacing w:before="171" w:line="252" w:lineRule="auto"/>
               <w:ind w:left="180" w:right="655"/>
             </w:pPr>
@@ -1289,8 +1488,24 @@
         </w:tc>
       </w:tr>
       <w:tr>
+        <w:tblPrEx>
+          <w:tblBorders>
+            <w:top w:val="single" w:color="BDBEBD" w:sz="6" w:space="0"/>
+            <w:left w:val="single" w:color="BDBEBD" w:sz="6" w:space="0"/>
+            <w:bottom w:val="single" w:color="BDBEBD" w:sz="6" w:space="0"/>
+            <w:right w:val="single" w:color="BDBEBD" w:sz="6" w:space="0"/>
+            <w:insideH w:val="single" w:color="BDBEBD" w:sz="6" w:space="0"/>
+            <w:insideV w:val="single" w:color="BDBEBD" w:sz="6" w:space="0"/>
+          </w:tblBorders>
+          <w:tblCellMar>
+            <w:top w:w="0" w:type="dxa"/>
+            <w:left w:w="0" w:type="dxa"/>
+            <w:bottom w:w="0" w:type="dxa"/>
+            <w:right w:w="0" w:type="dxa"/>
+          </w:tblCellMar>
+        </w:tblPrEx>
         <w:trPr>
-          <w:trHeight w:val="905"/>
+          <w:trHeight w:val="905" w:hRule="atLeast"/>
         </w:trPr>
         <w:tc>
           <w:tcPr>
@@ -1299,7 +1514,7 @@
           </w:tcPr>
           <w:p>
             <w:pPr>
-              <w:pStyle w:val="TableParagraph"/>
+              <w:pStyle w:val="7"/>
               <w:spacing w:before="46"/>
               <w:rPr>
                 <w:rFonts w:ascii="Tahoma"/>
@@ -1309,7 +1524,7 @@
           </w:p>
           <w:p>
             <w:pPr>
-              <w:pStyle w:val="TableParagraph"/>
+              <w:pStyle w:val="7"/>
               <w:ind w:left="176"/>
             </w:pPr>
             <w:r>
@@ -1327,7 +1542,7 @@
           </w:tcPr>
           <w:p>
             <w:pPr>
-              <w:pStyle w:val="TableParagraph"/>
+              <w:pStyle w:val="7"/>
               <w:spacing w:before="46"/>
               <w:rPr>
                 <w:rFonts w:ascii="Tahoma"/>
@@ -1337,7 +1552,7 @@
           </w:p>
           <w:p>
             <w:pPr>
-              <w:pStyle w:val="TableParagraph"/>
+              <w:pStyle w:val="7"/>
               <w:ind w:left="180"/>
             </w:pPr>
             <w:r>
@@ -1410,8 +1625,24 @@
         </w:tc>
       </w:tr>
       <w:tr>
+        <w:tblPrEx>
+          <w:tblBorders>
+            <w:top w:val="single" w:color="BDBEBD" w:sz="6" w:space="0"/>
+            <w:left w:val="single" w:color="BDBEBD" w:sz="6" w:space="0"/>
+            <w:bottom w:val="single" w:color="BDBEBD" w:sz="6" w:space="0"/>
+            <w:right w:val="single" w:color="BDBEBD" w:sz="6" w:space="0"/>
+            <w:insideH w:val="single" w:color="BDBEBD" w:sz="6" w:space="0"/>
+            <w:insideV w:val="single" w:color="BDBEBD" w:sz="6" w:space="0"/>
+          </w:tblBorders>
+          <w:tblCellMar>
+            <w:top w:w="0" w:type="dxa"/>
+            <w:left w:w="0" w:type="dxa"/>
+            <w:bottom w:w="0" w:type="dxa"/>
+            <w:right w:w="0" w:type="dxa"/>
+          </w:tblCellMar>
+        </w:tblPrEx>
         <w:trPr>
-          <w:trHeight w:val="905"/>
+          <w:trHeight w:val="905" w:hRule="atLeast"/>
         </w:trPr>
         <w:tc>
           <w:tcPr>
@@ -1419,7 +1650,7 @@
           </w:tcPr>
           <w:p>
             <w:pPr>
-              <w:pStyle w:val="TableParagraph"/>
+              <w:pStyle w:val="7"/>
               <w:spacing w:before="46"/>
               <w:rPr>
                 <w:rFonts w:ascii="Tahoma"/>
@@ -1429,7 +1660,7 @@
           </w:p>
           <w:p>
             <w:pPr>
-              <w:pStyle w:val="TableParagraph"/>
+              <w:pStyle w:val="7"/>
               <w:ind w:left="175"/>
             </w:pPr>
             <w:r>
@@ -1446,7 +1677,7 @@
           </w:tcPr>
           <w:p>
             <w:pPr>
-              <w:pStyle w:val="TableParagraph"/>
+              <w:pStyle w:val="7"/>
               <w:spacing w:before="46"/>
               <w:rPr>
                 <w:rFonts w:ascii="Tahoma"/>
@@ -1456,7 +1687,7 @@
           </w:p>
           <w:p>
             <w:pPr>
-              <w:pStyle w:val="TableParagraph"/>
+              <w:pStyle w:val="7"/>
               <w:ind w:left="180"/>
             </w:pPr>
             <w:r>
@@ -1469,20 +1700,36 @@
         </w:tc>
       </w:tr>
       <w:tr>
+        <w:tblPrEx>
+          <w:tblBorders>
+            <w:top w:val="single" w:color="BDBEBD" w:sz="6" w:space="0"/>
+            <w:left w:val="single" w:color="BDBEBD" w:sz="6" w:space="0"/>
+            <w:bottom w:val="single" w:color="BDBEBD" w:sz="6" w:space="0"/>
+            <w:right w:val="single" w:color="BDBEBD" w:sz="6" w:space="0"/>
+            <w:insideH w:val="single" w:color="BDBEBD" w:sz="6" w:space="0"/>
+            <w:insideV w:val="single" w:color="BDBEBD" w:sz="6" w:space="0"/>
+          </w:tblBorders>
+          <w:tblCellMar>
+            <w:top w:w="0" w:type="dxa"/>
+            <w:left w:w="0" w:type="dxa"/>
+            <w:bottom w:w="0" w:type="dxa"/>
+            <w:right w:w="0" w:type="dxa"/>
+          </w:tblCellMar>
+        </w:tblPrEx>
         <w:trPr>
-          <w:trHeight w:val="902"/>
+          <w:trHeight w:val="902" w:hRule="atLeast"/>
         </w:trPr>
         <w:tc>
           <w:tcPr>
             <w:tcW w:w="3996" w:type="dxa"/>
             <w:tcBorders>
-              <w:bottom w:val="single" w:sz="8" w:space="0" w:color="BDBEBD"/>
+              <w:bottom w:val="single" w:color="BDBEBD" w:sz="8" w:space="0"/>
             </w:tcBorders>
             <w:shd w:val="clear" w:color="auto" w:fill="F3ECFF"/>
           </w:tcPr>
           <w:p>
             <w:pPr>
-              <w:pStyle w:val="TableParagraph"/>
+              <w:pStyle w:val="7"/>
               <w:spacing w:before="46"/>
               <w:rPr>
                 <w:rFonts w:ascii="Tahoma"/>
@@ -1492,7 +1739,7 @@
           </w:p>
           <w:p>
             <w:pPr>
-              <w:pStyle w:val="TableParagraph"/>
+              <w:pStyle w:val="7"/>
               <w:ind w:left="176"/>
             </w:pPr>
             <w:r>
@@ -1507,13 +1754,13 @@
           <w:tcPr>
             <w:tcW w:w="5835" w:type="dxa"/>
             <w:tcBorders>
-              <w:bottom w:val="single" w:sz="8" w:space="0" w:color="BDBEBD"/>
+              <w:bottom w:val="single" w:color="BDBEBD" w:sz="8" w:space="0"/>
             </w:tcBorders>
             <w:shd w:val="clear" w:color="auto" w:fill="F3ECFF"/>
           </w:tcPr>
           <w:p>
             <w:pPr>
-              <w:pStyle w:val="TableParagraph"/>
+              <w:pStyle w:val="7"/>
               <w:spacing w:before="171" w:line="252" w:lineRule="auto"/>
               <w:ind w:left="180"/>
             </w:pPr>
@@ -1634,7 +1881,7 @@
     </w:tbl>
     <w:p>
       <w:pPr>
-        <w:pStyle w:val="BodyText"/>
+        <w:pStyle w:val="3"/>
         <w:spacing w:before="205"/>
         <w:rPr>
           <w:rFonts w:ascii="Tahoma"/>
@@ -1656,7 +1903,7 @@
     </w:p>
     <w:p>
       <w:pPr>
-        <w:pStyle w:val="BodyText"/>
+        <w:pStyle w:val="3"/>
         <w:spacing w:before="26"/>
         <w:rPr>
           <w:sz w:val="22"/>
@@ -1744,447 +1991,319 @@
       <w:type w:val="continuous"/>
       <w:pgSz w:w="11910" w:h="16840"/>
       <w:pgMar w:top="680" w:right="992" w:bottom="280" w:left="992" w:header="720" w:footer="720" w:gutter="0"/>
-      <w:cols w:space="720"/>
+      <w:cols w:space="720" w:num="1"/>
     </w:sectPr>
   </w:body>
 </w:document>
 </file>
 
 <file path=word/styles.xml><?xml version="1.0" encoding="utf-8"?>
-<w:styles xmlns:mc="http://schemas.openxmlformats.org/markup-compatibility/2006" xmlns:r="http://schemas.openxmlformats.org/officeDocument/2006/relationships" xmlns:w="http://schemas.openxmlformats.org/wordprocessingml/2006/main" xmlns:w14="http://schemas.microsoft.com/office/word/2010/wordml" xmlns:w15="http://schemas.microsoft.com/office/word/2012/wordml" xmlns:w16cex="http://schemas.microsoft.com/office/word/2018/wordml/cex" xmlns:w16cid="http://schemas.microsoft.com/office/word/2016/wordml/cid" xmlns:w16="http://schemas.microsoft.com/office/word/2018/wordml" xmlns:w16sdtdh="http://schemas.microsoft.com/office/word/2020/wordml/sdtdatahash" xmlns:w16sdtfl="http://schemas.microsoft.com/office/word/2024/wordml/sdtformatlock" xmlns:w16se="http://schemas.microsoft.com/office/word/2015/wordml/symex" xmlns:w16du="http://schemas.microsoft.com/office/word/2023/wordml/word16du" mc:Ignorable="w14 w15 w16se w16cid w16 w16cex w16sdtdh w16sdtfl w16du">
+<w:styles xmlns:mc="http://schemas.openxmlformats.org/markup-compatibility/2006" xmlns:o="urn:schemas-microsoft-com:office:office" xmlns:r="http://schemas.openxmlformats.org/officeDocument/2006/relationships" xmlns:m="http://schemas.openxmlformats.org/officeDocument/2006/math" xmlns:v="urn:schemas-microsoft-com:vml" xmlns:w="http://schemas.openxmlformats.org/wordprocessingml/2006/main" xmlns:w14="http://schemas.microsoft.com/office/word/2010/wordml" xmlns:w10="urn:schemas-microsoft-com:office:word" xmlns:sl="http://schemas.openxmlformats.org/schemaLibrary/2006/main" xmlns:wpsCustomData="http://www.wps.cn/officeDocument/2013/wpsCustomData" mc:Ignorable="w14">
   <w:docDefaults>
     <w:rPrDefault>
       <w:rPr>
-        <w:rFonts w:asciiTheme="minorHAnsi" w:eastAsia="SimSun" w:hAnsiTheme="minorHAnsi" w:cstheme="minorBidi"/>
-        <w:sz w:val="22"/>
-        <w:szCs w:val="22"/>
-        <w:lang w:val="en-US" w:eastAsia="en-US" w:bidi="ar-SA"/>
+        <w:rFonts w:asciiTheme="minorHAnsi" w:hAnsiTheme="minorHAnsi" w:eastAsia="宋体" w:cstheme="minorBidi"/>
       </w:rPr>
     </w:rPrDefault>
-    <w:pPrDefault>
-      <w:pPr>
-        <w:widowControl w:val="0"/>
-        <w:autoSpaceDE w:val="0"/>
-        <w:autoSpaceDN w:val="0"/>
-      </w:pPr>
-    </w:pPrDefault>
+    <w:pPrDefault/>
   </w:docDefaults>
-  <w:latentStyles w:defLockedState="0" w:defUIPriority="99" w:defSemiHidden="0" w:defUnhideWhenUsed="0" w:defQFormat="0" w:count="376">
-    <w:lsdException w:name="Normal" w:uiPriority="0" w:qFormat="1"/>
-    <w:lsdException w:name="heading 1" w:uiPriority="9" w:qFormat="1"/>
-    <w:lsdException w:name="heading 2" w:semiHidden="1" w:uiPriority="9" w:unhideWhenUsed="1" w:qFormat="1"/>
-    <w:lsdException w:name="heading 3" w:semiHidden="1" w:uiPriority="9" w:unhideWhenUsed="1" w:qFormat="1"/>
-    <w:lsdException w:name="heading 4" w:semiHidden="1" w:uiPriority="9" w:unhideWhenUsed="1" w:qFormat="1"/>
-    <w:lsdException w:name="heading 5" w:semiHidden="1" w:uiPriority="9" w:unhideWhenUsed="1" w:qFormat="1"/>
-    <w:lsdException w:name="heading 6" w:semiHidden="1" w:uiPriority="9" w:unhideWhenUsed="1" w:qFormat="1"/>
-    <w:lsdException w:name="heading 7" w:semiHidden="1" w:uiPriority="9" w:unhideWhenUsed="1" w:qFormat="1"/>
-    <w:lsdException w:name="heading 8" w:semiHidden="1" w:uiPriority="9" w:unhideWhenUsed="1" w:qFormat="1"/>
-    <w:lsdException w:name="heading 9" w:semiHidden="1" w:uiPriority="9" w:unhideWhenUsed="1" w:qFormat="1"/>
-    <w:lsdException w:name="index 1" w:semiHidden="1" w:unhideWhenUsed="1"/>
-    <w:lsdException w:name="index 2" w:semiHidden="1" w:unhideWhenUsed="1"/>
-    <w:lsdException w:name="index 3" w:semiHidden="1" w:unhideWhenUsed="1"/>
-    <w:lsdException w:name="index 4" w:semiHidden="1" w:unhideWhenUsed="1"/>
-    <w:lsdException w:name="index 5" w:semiHidden="1" w:unhideWhenUsed="1"/>
-    <w:lsdException w:name="index 6" w:semiHidden="1" w:unhideWhenUsed="1"/>
-    <w:lsdException w:name="index 7" w:semiHidden="1" w:unhideWhenUsed="1"/>
-    <w:lsdException w:name="index 8" w:semiHidden="1" w:unhideWhenUsed="1"/>
-    <w:lsdException w:name="index 9" w:semiHidden="1" w:unhideWhenUsed="1"/>
-    <w:lsdException w:name="toc 1" w:semiHidden="1" w:uiPriority="39" w:unhideWhenUsed="1"/>
-    <w:lsdException w:name="toc 2" w:semiHidden="1" w:uiPriority="39" w:unhideWhenUsed="1"/>
-    <w:lsdException w:name="toc 3" w:semiHidden="1" w:uiPriority="39" w:unhideWhenUsed="1"/>
-    <w:lsdException w:name="toc 4" w:semiHidden="1" w:uiPriority="39" w:unhideWhenUsed="1"/>
-    <w:lsdException w:name="toc 5" w:semiHidden="1" w:uiPriority="39" w:unhideWhenUsed="1"/>
-    <w:lsdException w:name="toc 6" w:semiHidden="1" w:uiPriority="39" w:unhideWhenUsed="1"/>
-    <w:lsdException w:name="toc 7" w:semiHidden="1" w:uiPriority="39" w:unhideWhenUsed="1"/>
-    <w:lsdException w:name="toc 8" w:semiHidden="1" w:uiPriority="39" w:unhideWhenUsed="1"/>
-    <w:lsdException w:name="toc 9" w:semiHidden="1" w:uiPriority="39" w:unhideWhenUsed="1"/>
-    <w:lsdException w:name="Normal Indent" w:semiHidden="1" w:unhideWhenUsed="1"/>
-    <w:lsdException w:name="footnote text" w:semiHidden="1" w:unhideWhenUsed="1"/>
-    <w:lsdException w:name="annotation text" w:semiHidden="1" w:unhideWhenUsed="1"/>
-    <w:lsdException w:name="header" w:semiHidden="1" w:unhideWhenUsed="1"/>
-    <w:lsdException w:name="footer" w:semiHidden="1" w:unhideWhenUsed="1"/>
-    <w:lsdException w:name="index heading" w:semiHidden="1" w:unhideWhenUsed="1"/>
-    <w:lsdException w:name="caption" w:semiHidden="1" w:uiPriority="35" w:unhideWhenUsed="1" w:qFormat="1"/>
-    <w:lsdException w:name="table of figures" w:semiHidden="1" w:unhideWhenUsed="1"/>
-    <w:lsdException w:name="envelope address" w:semiHidden="1" w:unhideWhenUsed="1"/>
-    <w:lsdException w:name="envelope return" w:semiHidden="1" w:unhideWhenUsed="1"/>
-    <w:lsdException w:name="footnote reference" w:semiHidden="1" w:unhideWhenUsed="1"/>
-    <w:lsdException w:name="annotation reference" w:semiHidden="1" w:unhideWhenUsed="1"/>
-    <w:lsdException w:name="line number" w:semiHidden="1" w:unhideWhenUsed="1"/>
-    <w:lsdException w:name="page number" w:semiHidden="1" w:unhideWhenUsed="1"/>
-    <w:lsdException w:name="endnote reference" w:semiHidden="1" w:unhideWhenUsed="1"/>
-    <w:lsdException w:name="endnote text" w:semiHidden="1" w:unhideWhenUsed="1"/>
-    <w:lsdException w:name="table of authorities" w:semiHidden="1" w:unhideWhenUsed="1"/>
-    <w:lsdException w:name="macro" w:semiHidden="1" w:unhideWhenUsed="1"/>
-    <w:lsdException w:name="toa heading" w:semiHidden="1" w:unhideWhenUsed="1"/>
-    <w:lsdException w:name="List" w:semiHidden="1" w:unhideWhenUsed="1"/>
-    <w:lsdException w:name="List Bullet" w:semiHidden="1" w:unhideWhenUsed="1"/>
-    <w:lsdException w:name="List Number" w:semiHidden="1" w:unhideWhenUsed="1"/>
-    <w:lsdException w:name="List 2" w:semiHidden="1" w:unhideWhenUsed="1"/>
-    <w:lsdException w:name="List 3" w:semiHidden="1" w:unhideWhenUsed="1"/>
-    <w:lsdException w:name="List 4" w:semiHidden="1" w:unhideWhenUsed="1"/>
-    <w:lsdException w:name="List 5" w:semiHidden="1" w:unhideWhenUsed="1"/>
-    <w:lsdException w:name="List Bullet 2" w:semiHidden="1" w:unhideWhenUsed="1"/>
-    <w:lsdException w:name="List Bullet 3" w:semiHidden="1" w:unhideWhenUsed="1"/>
-    <w:lsdException w:name="List Bullet 4" w:semiHidden="1" w:unhideWhenUsed="1"/>
-    <w:lsdException w:name="List Bullet 5" w:semiHidden="1" w:unhideWhenUsed="1"/>
-    <w:lsdException w:name="List Number 2" w:semiHidden="1" w:unhideWhenUsed="1"/>
-    <w:lsdException w:name="List Number 3" w:semiHidden="1" w:unhideWhenUsed="1"/>
-    <w:lsdException w:name="List Number 4" w:semiHidden="1" w:unhideWhenUsed="1"/>
-    <w:lsdException w:name="List Number 5" w:semiHidden="1" w:unhideWhenUsed="1"/>
-    <w:lsdException w:name="Title" w:uiPriority="10" w:qFormat="1"/>
-    <w:lsdException w:name="Closing" w:semiHidden="1" w:unhideWhenUsed="1"/>
-    <w:lsdException w:name="Signature" w:semiHidden="1" w:unhideWhenUsed="1"/>
-    <w:lsdException w:name="Default Paragraph Font" w:semiHidden="1" w:uiPriority="1" w:unhideWhenUsed="1"/>
-    <w:lsdException w:name="Body Text" w:semiHidden="1" w:unhideWhenUsed="1"/>
-    <w:lsdException w:name="Body Text Indent" w:semiHidden="1" w:unhideWhenUsed="1"/>
-    <w:lsdException w:name="List Continue" w:semiHidden="1" w:unhideWhenUsed="1"/>
-    <w:lsdException w:name="List Continue 2" w:semiHidden="1" w:unhideWhenUsed="1"/>
-    <w:lsdException w:name="List Continue 3" w:semiHidden="1" w:unhideWhenUsed="1"/>
-    <w:lsdException w:name="List Continue 4" w:semiHidden="1" w:unhideWhenUsed="1"/>
-    <w:lsdException w:name="List Continue 5" w:semiHidden="1" w:unhideWhenUsed="1"/>
-    <w:lsdException w:name="Message Header" w:semiHidden="1" w:unhideWhenUsed="1"/>
-    <w:lsdException w:name="Subtitle" w:uiPriority="11" w:qFormat="1"/>
-    <w:lsdException w:name="Salutation" w:semiHidden="1" w:unhideWhenUsed="1"/>
-    <w:lsdException w:name="Date" w:semiHidden="1" w:unhideWhenUsed="1"/>
-    <w:lsdException w:name="Body Text First Indent" w:semiHidden="1" w:unhideWhenUsed="1"/>
-    <w:lsdException w:name="Body Text First Indent 2" w:semiHidden="1" w:unhideWhenUsed="1"/>
-    <w:lsdException w:name="Note Heading" w:semiHidden="1" w:unhideWhenUsed="1"/>
-    <w:lsdException w:name="Body Text 2" w:semiHidden="1" w:unhideWhenUsed="1"/>
-    <w:lsdException w:name="Body Text 3" w:semiHidden="1" w:unhideWhenUsed="1"/>
-    <w:lsdException w:name="Body Text Indent 2" w:semiHidden="1" w:unhideWhenUsed="1"/>
-    <w:lsdException w:name="Body Text Indent 3" w:semiHidden="1" w:unhideWhenUsed="1"/>
-    <w:lsdException w:name="Block Text" w:semiHidden="1" w:unhideWhenUsed="1"/>
-    <w:lsdException w:name="Hyperlink" w:semiHidden="1" w:unhideWhenUsed="1"/>
-    <w:lsdException w:name="FollowedHyperlink" w:semiHidden="1" w:unhideWhenUsed="1"/>
-    <w:lsdException w:name="Strong" w:uiPriority="22" w:qFormat="1"/>
-    <w:lsdException w:name="Emphasis" w:uiPriority="20" w:qFormat="1"/>
-    <w:lsdException w:name="Document Map" w:semiHidden="1" w:unhideWhenUsed="1"/>
-    <w:lsdException w:name="Plain Text" w:semiHidden="1" w:unhideWhenUsed="1"/>
-    <w:lsdException w:name="E-mail Signature" w:semiHidden="1" w:unhideWhenUsed="1"/>
-    <w:lsdException w:name="HTML Top of Form" w:semiHidden="1" w:unhideWhenUsed="1"/>
-    <w:lsdException w:name="HTML Bottom of Form" w:semiHidden="1" w:unhideWhenUsed="1"/>
-    <w:lsdException w:name="Normal (Web)" w:semiHidden="1" w:unhideWhenUsed="1"/>
-    <w:lsdException w:name="HTML Acronym" w:semiHidden="1" w:unhideWhenUsed="1"/>
-    <w:lsdException w:name="HTML Address" w:semiHidden="1" w:unhideWhenUsed="1"/>
-    <w:lsdException w:name="HTML Cite" w:semiHidden="1" w:unhideWhenUsed="1"/>
-    <w:lsdException w:name="HTML Code" w:semiHidden="1" w:unhideWhenUsed="1"/>
-    <w:lsdException w:name="HTML Definition" w:semiHidden="1" w:unhideWhenUsed="1"/>
-    <w:lsdException w:name="HTML Keyboard" w:semiHidden="1" w:unhideWhenUsed="1"/>
-    <w:lsdException w:name="HTML Preformatted" w:semiHidden="1" w:unhideWhenUsed="1"/>
-    <w:lsdException w:name="HTML Sample" w:semiHidden="1" w:unhideWhenUsed="1"/>
-    <w:lsdException w:name="HTML Typewriter" w:semiHidden="1" w:unhideWhenUsed="1"/>
-    <w:lsdException w:name="HTML Variable" w:semiHidden="1" w:unhideWhenUsed="1"/>
-    <w:lsdException w:name="Normal Table" w:semiHidden="1" w:unhideWhenUsed="1"/>
-    <w:lsdException w:name="annotation subject" w:semiHidden="1" w:unhideWhenUsed="1"/>
-    <w:lsdException w:name="No List" w:semiHidden="1" w:unhideWhenUsed="1"/>
-    <w:lsdException w:name="Outline List 1" w:semiHidden="1" w:unhideWhenUsed="1"/>
-    <w:lsdException w:name="Outline List 2" w:semiHidden="1" w:unhideWhenUsed="1"/>
-    <w:lsdException w:name="Outline List 3" w:semiHidden="1" w:unhideWhenUsed="1"/>
-    <w:lsdException w:name="Table Simple 1" w:semiHidden="1" w:unhideWhenUsed="1"/>
-    <w:lsdException w:name="Table Simple 2" w:semiHidden="1" w:unhideWhenUsed="1"/>
-    <w:lsdException w:name="Table Simple 3" w:semiHidden="1" w:unhideWhenUsed="1"/>
-    <w:lsdException w:name="Table Classic 1" w:semiHidden="1" w:unhideWhenUsed="1"/>
-    <w:lsdException w:name="Table Classic 2" w:semiHidden="1" w:unhideWhenUsed="1"/>
-    <w:lsdException w:name="Table Classic 3" w:semiHidden="1" w:unhideWhenUsed="1"/>
-    <w:lsdException w:name="Table Classic 4" w:semiHidden="1" w:unhideWhenUsed="1"/>
-    <w:lsdException w:name="Table Colorful 1" w:semiHidden="1" w:unhideWhenUsed="1"/>
-    <w:lsdException w:name="Table Colorful 2" w:semiHidden="1" w:unhideWhenUsed="1"/>
-    <w:lsdException w:name="Table Colorful 3" w:semiHidden="1" w:unhideWhenUsed="1"/>
-    <w:lsdException w:name="Table Columns 1" w:semiHidden="1" w:unhideWhenUsed="1"/>
-    <w:lsdException w:name="Table Columns 2" w:semiHidden="1" w:unhideWhenUsed="1"/>
-    <w:lsdException w:name="Table Columns 3" w:semiHidden="1" w:unhideWhenUsed="1"/>
-    <w:lsdException w:name="Table Columns 4" w:semiHidden="1" w:unhideWhenUsed="1"/>
-    <w:lsdException w:name="Table Columns 5" w:semiHidden="1" w:unhideWhenUsed="1"/>
-    <w:lsdException w:name="Table Grid 1" w:semiHidden="1" w:unhideWhenUsed="1"/>
-    <w:lsdException w:name="Table Grid 2" w:semiHidden="1" w:unhideWhenUsed="1"/>
-    <w:lsdException w:name="Table Grid 3" w:semiHidden="1" w:unhideWhenUsed="1"/>
-    <w:lsdException w:name="Table Grid 4" w:semiHidden="1" w:unhideWhenUsed="1"/>
-    <w:lsdException w:name="Table Grid 5" w:semiHidden="1" w:unhideWhenUsed="1"/>
-    <w:lsdException w:name="Table Grid 6" w:semiHidden="1" w:unhideWhenUsed="1"/>
-    <w:lsdException w:name="Table Grid 7" w:semiHidden="1" w:unhideWhenUsed="1"/>
-    <w:lsdException w:name="Table Grid 8" w:semiHidden="1" w:unhideWhenUsed="1"/>
-    <w:lsdException w:name="Table List 1" w:semiHidden="1" w:unhideWhenUsed="1"/>
-    <w:lsdException w:name="Table List 2" w:semiHidden="1" w:unhideWhenUsed="1"/>
-    <w:lsdException w:name="Table List 3" w:semiHidden="1" w:unhideWhenUsed="1"/>
-    <w:lsdException w:name="Table List 4" w:semiHidden="1" w:unhideWhenUsed="1"/>
-    <w:lsdException w:name="Table List 5" w:semiHidden="1" w:unhideWhenUsed="1"/>
-    <w:lsdException w:name="Table List 6" w:semiHidden="1" w:unhideWhenUsed="1"/>
-    <w:lsdException w:name="Table List 7" w:semiHidden="1" w:unhideWhenUsed="1"/>
-    <w:lsdException w:name="Table List 8" w:semiHidden="1" w:unhideWhenUsed="1"/>
-    <w:lsdException w:name="Table 3D effects 1" w:semiHidden="1" w:unhideWhenUsed="1"/>
-    <w:lsdException w:name="Table 3D effects 2" w:semiHidden="1" w:unhideWhenUsed="1"/>
-    <w:lsdException w:name="Table 3D effects 3" w:semiHidden="1" w:unhideWhenUsed="1"/>
-    <w:lsdException w:name="Table Contemporary" w:semiHidden="1" w:unhideWhenUsed="1"/>
-    <w:lsdException w:name="Table Elegant" w:semiHidden="1" w:unhideWhenUsed="1"/>
-    <w:lsdException w:name="Table Professional" w:semiHidden="1" w:unhideWhenUsed="1"/>
-    <w:lsdException w:name="Table Subtle 1" w:semiHidden="1" w:unhideWhenUsed="1"/>
-    <w:lsdException w:name="Table Subtle 2" w:semiHidden="1" w:unhideWhenUsed="1"/>
-    <w:lsdException w:name="Table Web 1" w:semiHidden="1" w:unhideWhenUsed="1"/>
-    <w:lsdException w:name="Table Web 2" w:semiHidden="1" w:unhideWhenUsed="1"/>
-    <w:lsdException w:name="Table Web 3" w:semiHidden="1" w:unhideWhenUsed="1"/>
-    <w:lsdException w:name="Balloon Text" w:semiHidden="1" w:unhideWhenUsed="1"/>
-    <w:lsdException w:name="Table Grid" w:uiPriority="39"/>
-    <w:lsdException w:name="Table Theme" w:semiHidden="1" w:unhideWhenUsed="1"/>
-    <w:lsdException w:name="Placeholder Text" w:semiHidden="1"/>
-    <w:lsdException w:name="No Spacing" w:uiPriority="1" w:qFormat="1"/>
-    <w:lsdException w:name="Light Shading" w:uiPriority="60"/>
-    <w:lsdException w:name="Light List" w:uiPriority="61"/>
-    <w:lsdException w:name="Light Grid" w:uiPriority="62"/>
-    <w:lsdException w:name="Medium Shading 1" w:uiPriority="63"/>
-    <w:lsdException w:name="Medium Shading 2" w:uiPriority="64"/>
-    <w:lsdException w:name="Medium List 1" w:uiPriority="65"/>
-    <w:lsdException w:name="Medium List 2" w:uiPriority="66"/>
-    <w:lsdException w:name="Medium Grid 1" w:uiPriority="67"/>
-    <w:lsdException w:name="Medium Grid 2" w:uiPriority="68"/>
-    <w:lsdException w:name="Medium Grid 3" w:uiPriority="69"/>
-    <w:lsdException w:name="Dark List" w:uiPriority="70"/>
-    <w:lsdException w:name="Colorful Shading" w:uiPriority="71"/>
-    <w:lsdException w:name="Colorful List" w:uiPriority="72"/>
-    <w:lsdException w:name="Colorful Grid" w:uiPriority="73"/>
-    <w:lsdException w:name="Light Shading Accent 1" w:uiPriority="60"/>
-    <w:lsdException w:name="Light List Accent 1" w:uiPriority="61"/>
-    <w:lsdException w:name="Light Grid Accent 1" w:uiPriority="62"/>
-    <w:lsdException w:name="Medium Shading 1 Accent 1" w:uiPriority="63"/>
-    <w:lsdException w:name="Medium Shading 2 Accent 1" w:uiPriority="64"/>
-    <w:lsdException w:name="Medium List 1 Accent 1" w:uiPriority="65"/>
-    <w:lsdException w:name="Revision" w:semiHidden="1"/>
-    <w:lsdException w:name="List Paragraph" w:uiPriority="34" w:qFormat="1"/>
-    <w:lsdException w:name="Quote" w:uiPriority="29" w:qFormat="1"/>
-    <w:lsdException w:name="Intense Quote" w:uiPriority="30" w:qFormat="1"/>
-    <w:lsdException w:name="Medium List 2 Accent 1" w:uiPriority="66"/>
-    <w:lsdException w:name="Medium Grid 1 Accent 1" w:uiPriority="67"/>
-    <w:lsdException w:name="Medium Grid 2 Accent 1" w:uiPriority="68"/>
-    <w:lsdException w:name="Medium Grid 3 Accent 1" w:uiPriority="69"/>
-    <w:lsdException w:name="Dark List Accent 1" w:uiPriority="70"/>
-    <w:lsdException w:name="Colorful Shading Accent 1" w:uiPriority="71"/>
-    <w:lsdException w:name="Colorful List Accent 1" w:uiPriority="72"/>
-    <w:lsdException w:name="Colorful Grid Accent 1" w:uiPriority="73"/>
-    <w:lsdException w:name="Light Shading Accent 2" w:uiPriority="60"/>
-    <w:lsdException w:name="Light List Accent 2" w:uiPriority="61"/>
-    <w:lsdException w:name="Light Grid Accent 2" w:uiPriority="62"/>
-    <w:lsdException w:name="Medium Shading 1 Accent 2" w:uiPriority="63"/>
-    <w:lsdException w:name="Medium Shading 2 Accent 2" w:uiPriority="64"/>
-    <w:lsdException w:name="Medium List 1 Accent 2" w:uiPriority="65"/>
-    <w:lsdException w:name="Medium List 2 Accent 2" w:uiPriority="66"/>
-    <w:lsdException w:name="Medium Grid 1 Accent 2" w:uiPriority="67"/>
-    <w:lsdException w:name="Medium Grid 2 Accent 2" w:uiPriority="68"/>
-    <w:lsdException w:name="Medium Grid 3 Accent 2" w:uiPriority="69"/>
-    <w:lsdException w:name="Dark List Accent 2" w:uiPriority="70"/>
-    <w:lsdException w:name="Colorful Shading Accent 2" w:uiPriority="71"/>
-    <w:lsdException w:name="Colorful List Accent 2" w:uiPriority="72"/>
-    <w:lsdException w:name="Colorful Grid Accent 2" w:uiPriority="73"/>
-    <w:lsdException w:name="Light Shading Accent 3" w:uiPriority="60"/>
-    <w:lsdException w:name="Light List Accent 3" w:uiPriority="61"/>
-    <w:lsdException w:name="Light Grid Accent 3" w:uiPriority="62"/>
-    <w:lsdException w:name="Medium Shading 1 Accent 3" w:uiPriority="63"/>
-    <w:lsdException w:name="Medium Shading 2 Accent 3" w:uiPriority="64"/>
-    <w:lsdException w:name="Medium List 1 Accent 3" w:uiPriority="65"/>
-    <w:lsdException w:name="Medium List 2 Accent 3" w:uiPriority="66"/>
-    <w:lsdException w:name="Medium Grid 1 Accent 3" w:uiPriority="67"/>
-    <w:lsdException w:name="Medium Grid 2 Accent 3" w:uiPriority="68"/>
-    <w:lsdException w:name="Medium Grid 3 Accent 3" w:uiPriority="69"/>
-    <w:lsdException w:name="Dark List Accent 3" w:uiPriority="70"/>
-    <w:lsdException w:name="Colorful Shading Accent 3" w:uiPriority="71"/>
-    <w:lsdException w:name="Colorful List Accent 3" w:uiPriority="72"/>
-    <w:lsdException w:name="Colorful Grid Accent 3" w:uiPriority="73"/>
-    <w:lsdException w:name="Light Shading Accent 4" w:uiPriority="60"/>
-    <w:lsdException w:name="Light List Accent 4" w:uiPriority="61"/>
-    <w:lsdException w:name="Light Grid Accent 4" w:uiPriority="62"/>
-    <w:lsdException w:name="Medium Shading 1 Accent 4" w:uiPriority="63"/>
-    <w:lsdException w:name="Medium Shading 2 Accent 4" w:uiPriority="64"/>
-    <w:lsdException w:name="Medium List 1 Accent 4" w:uiPriority="65"/>
-    <w:lsdException w:name="Medium List 2 Accent 4" w:uiPriority="66"/>
-    <w:lsdException w:name="Medium Grid 1 Accent 4" w:uiPriority="67"/>
-    <w:lsdException w:name="Medium Grid 2 Accent 4" w:uiPriority="68"/>
-    <w:lsdException w:name="Medium Grid 3 Accent 4" w:uiPriority="69"/>
-    <w:lsdException w:name="Dark List Accent 4" w:uiPriority="70"/>
-    <w:lsdException w:name="Colorful Shading Accent 4" w:uiPriority="71"/>
-    <w:lsdException w:name="Colorful List Accent 4" w:uiPriority="72"/>
-    <w:lsdException w:name="Colorful Grid Accent 4" w:uiPriority="73"/>
-    <w:lsdException w:name="Light Shading Accent 5" w:uiPriority="60"/>
-    <w:lsdException w:name="Light List Accent 5" w:uiPriority="61"/>
-    <w:lsdException w:name="Light Grid Accent 5" w:uiPriority="62"/>
-    <w:lsdException w:name="Medium Shading 1 Accent 5" w:uiPriority="63"/>
-    <w:lsdException w:name="Medium Shading 2 Accent 5" w:uiPriority="64"/>
-    <w:lsdException w:name="Medium List 1 Accent 5" w:uiPriority="65"/>
-    <w:lsdException w:name="Medium List 2 Accent 5" w:uiPriority="66"/>
-    <w:lsdException w:name="Medium Grid 1 Accent 5" w:uiPriority="67"/>
-    <w:lsdException w:name="Medium Grid 2 Accent 5" w:uiPriority="68"/>
-    <w:lsdException w:name="Medium Grid 3 Accent 5" w:uiPriority="69"/>
-    <w:lsdException w:name="Dark List Accent 5" w:uiPriority="70"/>
-    <w:lsdException w:name="Colorful Shading Accent 5" w:uiPriority="71"/>
-    <w:lsdException w:name="Colorful List Accent 5" w:uiPriority="72"/>
-    <w:lsdException w:name="Colorful Grid Accent 5" w:uiPriority="73"/>
-    <w:lsdException w:name="Light Shading Accent 6" w:uiPriority="60"/>
-    <w:lsdException w:name="Light List Accent 6" w:uiPriority="61"/>
-    <w:lsdException w:name="Light Grid Accent 6" w:uiPriority="62"/>
-    <w:lsdException w:name="Medium Shading 1 Accent 6" w:uiPriority="63"/>
-    <w:lsdException w:name="Medium Shading 2 Accent 6" w:uiPriority="64"/>
-    <w:lsdException w:name="Medium List 1 Accent 6" w:uiPriority="65"/>
-    <w:lsdException w:name="Medium List 2 Accent 6" w:uiPriority="66"/>
-    <w:lsdException w:name="Medium Grid 1 Accent 6" w:uiPriority="67"/>
-    <w:lsdException w:name="Medium Grid 2 Accent 6" w:uiPriority="68"/>
-    <w:lsdException w:name="Medium Grid 3 Accent 6" w:uiPriority="69"/>
-    <w:lsdException w:name="Dark List Accent 6" w:uiPriority="70"/>
-    <w:lsdException w:name="Colorful Shading Accent 6" w:uiPriority="71"/>
-    <w:lsdException w:name="Colorful List Accent 6" w:uiPriority="72"/>
-    <w:lsdException w:name="Colorful Grid Accent 6" w:uiPriority="73"/>
-    <w:lsdException w:name="Subtle Emphasis" w:uiPriority="19" w:qFormat="1"/>
-    <w:lsdException w:name="Intense Emphasis" w:uiPriority="21" w:qFormat="1"/>
-    <w:lsdException w:name="Subtle Reference" w:uiPriority="31" w:qFormat="1"/>
-    <w:lsdException w:name="Intense Reference" w:uiPriority="32" w:qFormat="1"/>
-    <w:lsdException w:name="Book Title" w:uiPriority="33" w:qFormat="1"/>
-    <w:lsdException w:name="Bibliography" w:semiHidden="1" w:uiPriority="37" w:unhideWhenUsed="1"/>
-    <w:lsdException w:name="TOC Heading" w:semiHidden="1" w:uiPriority="39" w:unhideWhenUsed="1" w:qFormat="1"/>
-    <w:lsdException w:name="Plain Table 1" w:uiPriority="41"/>
-    <w:lsdException w:name="Plain Table 2" w:uiPriority="42"/>
-    <w:lsdException w:name="Plain Table 3" w:uiPriority="43"/>
-    <w:lsdException w:name="Plain Table 4" w:uiPriority="44"/>
-    <w:lsdException w:name="Plain Table 5" w:uiPriority="45"/>
-    <w:lsdException w:name="Grid Table Light" w:uiPriority="40"/>
-    <w:lsdException w:name="Grid Table 1 Light" w:uiPriority="46"/>
-    <w:lsdException w:name="Grid Table 2" w:uiPriority="47"/>
-    <w:lsdException w:name="Grid Table 3" w:uiPriority="48"/>
-    <w:lsdException w:name="Grid Table 4" w:uiPriority="49"/>
-    <w:lsdException w:name="Grid Table 5 Dark" w:uiPriority="50"/>
-    <w:lsdException w:name="Grid Table 6 Colorful" w:uiPriority="51"/>
-    <w:lsdException w:name="Grid Table 7 Colorful" w:uiPriority="52"/>
-    <w:lsdException w:name="Grid Table 1 Light Accent 1" w:uiPriority="46"/>
-    <w:lsdException w:name="Grid Table 2 Accent 1" w:uiPriority="47"/>
-    <w:lsdException w:name="Grid Table 3 Accent 1" w:uiPriority="48"/>
-    <w:lsdException w:name="Grid Table 4 Accent 1" w:uiPriority="49"/>
-    <w:lsdException w:name="Grid Table 5 Dark Accent 1" w:uiPriority="50"/>
-    <w:lsdException w:name="Grid Table 6 Colorful Accent 1" w:uiPriority="51"/>
-    <w:lsdException w:name="Grid Table 7 Colorful Accent 1" w:uiPriority="52"/>
-    <w:lsdException w:name="Grid Table 1 Light Accent 2" w:uiPriority="46"/>
-    <w:lsdException w:name="Grid Table 2 Accent 2" w:uiPriority="47"/>
-    <w:lsdException w:name="Grid Table 3 Accent 2" w:uiPriority="48"/>
-    <w:lsdException w:name="Grid Table 4 Accent 2" w:uiPriority="49"/>
-    <w:lsdException w:name="Grid Table 5 Dark Accent 2" w:uiPriority="50"/>
-    <w:lsdException w:name="Grid Table 6 Colorful Accent 2" w:uiPriority="51"/>
-    <w:lsdException w:name="Grid Table 7 Colorful Accent 2" w:uiPriority="52"/>
-    <w:lsdException w:name="Grid Table 1 Light Accent 3" w:uiPriority="46"/>
-    <w:lsdException w:name="Grid Table 2 Accent 3" w:uiPriority="47"/>
-    <w:lsdException w:name="Grid Table 3 Accent 3" w:uiPriority="48"/>
-    <w:lsdException w:name="Grid Table 4 Accent 3" w:uiPriority="49"/>
-    <w:lsdException w:name="Grid Table 5 Dark Accent 3" w:uiPriority="50"/>
-    <w:lsdException w:name="Grid Table 6 Colorful Accent 3" w:uiPriority="51"/>
-    <w:lsdException w:name="Grid Table 7 Colorful Accent 3" w:uiPriority="52"/>
-    <w:lsdException w:name="Grid Table 1 Light Accent 4" w:uiPriority="46"/>
-    <w:lsdException w:name="Grid Table 2 Accent 4" w:uiPriority="47"/>
-    <w:lsdException w:name="Grid Table 3 Accent 4" w:uiPriority="48"/>
-    <w:lsdException w:name="Grid Table 4 Accent 4" w:uiPriority="49"/>
-    <w:lsdException w:name="Grid Table 5 Dark Accent 4" w:uiPriority="50"/>
-    <w:lsdException w:name="Grid Table 6 Colorful Accent 4" w:uiPriority="51"/>
-    <w:lsdException w:name="Grid Table 7 Colorful Accent 4" w:uiPriority="52"/>
-    <w:lsdException w:name="Grid Table 1 Light Accent 5" w:uiPriority="46"/>
-    <w:lsdException w:name="Grid Table 2 Accent 5" w:uiPriority="47"/>
-    <w:lsdException w:name="Grid Table 3 Accent 5" w:uiPriority="48"/>
-    <w:lsdException w:name="Grid Table 4 Accent 5" w:uiPriority="49"/>
-    <w:lsdException w:name="Grid Table 5 Dark Accent 5" w:uiPriority="50"/>
-    <w:lsdException w:name="Grid Table 6 Colorful Accent 5" w:uiPriority="51"/>
-    <w:lsdException w:name="Grid Table 7 Colorful Accent 5" w:uiPriority="52"/>
-    <w:lsdException w:name="Grid Table 1 Light Accent 6" w:uiPriority="46"/>
-    <w:lsdException w:name="Grid Table 2 Accent 6" w:uiPriority="47"/>
-    <w:lsdException w:name="Grid Table 3 Accent 6" w:uiPriority="48"/>
-    <w:lsdException w:name="Grid Table 4 Accent 6" w:uiPriority="49"/>
-    <w:lsdException w:name="Grid Table 5 Dark Accent 6" w:uiPriority="50"/>
-    <w:lsdException w:name="Grid Table 6 Colorful Accent 6" w:uiPriority="51"/>
-    <w:lsdException w:name="Grid Table 7 Colorful Accent 6" w:uiPriority="52"/>
-    <w:lsdException w:name="List Table 1 Light" w:uiPriority="46"/>
-    <w:lsdException w:name="List Table 2" w:uiPriority="47"/>
-    <w:lsdException w:name="List Table 3" w:uiPriority="48"/>
-    <w:lsdException w:name="List Table 4" w:uiPriority="49"/>
-    <w:lsdException w:name="List Table 5 Dark" w:uiPriority="50"/>
-    <w:lsdException w:name="List Table 6 Colorful" w:uiPriority="51"/>
-    <w:lsdException w:name="List Table 7 Colorful" w:uiPriority="52"/>
-    <w:lsdException w:name="List Table 1 Light Accent 1" w:uiPriority="46"/>
-    <w:lsdException w:name="List Table 2 Accent 1" w:uiPriority="47"/>
-    <w:lsdException w:name="List Table 3 Accent 1" w:uiPriority="48"/>
-    <w:lsdException w:name="List Table 4 Accent 1" w:uiPriority="49"/>
-    <w:lsdException w:name="List Table 5 Dark Accent 1" w:uiPriority="50"/>
-    <w:lsdException w:name="List Table 6 Colorful Accent 1" w:uiPriority="51"/>
-    <w:lsdException w:name="List Table 7 Colorful Accent 1" w:uiPriority="52"/>
-    <w:lsdException w:name="List Table 1 Light Accent 2" w:uiPriority="46"/>
-    <w:lsdException w:name="List Table 2 Accent 2" w:uiPriority="47"/>
-    <w:lsdException w:name="List Table 3 Accent 2" w:uiPriority="48"/>
-    <w:lsdException w:name="List Table 4 Accent 2" w:uiPriority="49"/>
-    <w:lsdException w:name="List Table 5 Dark Accent 2" w:uiPriority="50"/>
-    <w:lsdException w:name="List Table 6 Colorful Accent 2" w:uiPriority="51"/>
-    <w:lsdException w:name="List Table 7 Colorful Accent 2" w:uiPriority="52"/>
-    <w:lsdException w:name="List Table 1 Light Accent 3" w:uiPriority="46"/>
-    <w:lsdException w:name="List Table 2 Accent 3" w:uiPriority="47"/>
-    <w:lsdException w:name="List Table 3 Accent 3" w:uiPriority="48"/>
-    <w:lsdException w:name="List Table 4 Accent 3" w:uiPriority="49"/>
-    <w:lsdException w:name="List Table 5 Dark Accent 3" w:uiPriority="50"/>
-    <w:lsdException w:name="List Table 6 Colorful Accent 3" w:uiPriority="51"/>
-    <w:lsdException w:name="List Table 7 Colorful Accent 3" w:uiPriority="52"/>
-    <w:lsdException w:name="List Table 1 Light Accent 4" w:uiPriority="46"/>
-    <w:lsdException w:name="List Table 2 Accent 4" w:uiPriority="47"/>
-    <w:lsdException w:name="List Table 3 Accent 4" w:uiPriority="48"/>
-    <w:lsdException w:name="List Table 4 Accent 4" w:uiPriority="49"/>
-    <w:lsdException w:name="List Table 5 Dark Accent 4" w:uiPriority="50"/>
-    <w:lsdException w:name="List Table 6 Colorful Accent 4" w:uiPriority="51"/>
-    <w:lsdException w:name="List Table 7 Colorful Accent 4" w:uiPriority="52"/>
-    <w:lsdException w:name="List Table 1 Light Accent 5" w:uiPriority="46"/>
-    <w:lsdException w:name="List Table 2 Accent 5" w:uiPriority="47"/>
-    <w:lsdException w:name="List Table 3 Accent 5" w:uiPriority="48"/>
-    <w:lsdException w:name="List Table 4 Accent 5" w:uiPriority="49"/>
-    <w:lsdException w:name="List Table 5 Dark Accent 5" w:uiPriority="50"/>
-    <w:lsdException w:name="List Table 6 Colorful Accent 5" w:uiPriority="51"/>
-    <w:lsdException w:name="List Table 7 Colorful Accent 5" w:uiPriority="52"/>
-    <w:lsdException w:name="List Table 1 Light Accent 6" w:uiPriority="46"/>
-    <w:lsdException w:name="List Table 2 Accent 6" w:uiPriority="47"/>
-    <w:lsdException w:name="List Table 3 Accent 6" w:uiPriority="48"/>
-    <w:lsdException w:name="List Table 4 Accent 6" w:uiPriority="49"/>
-    <w:lsdException w:name="List Table 5 Dark Accent 6" w:uiPriority="50"/>
-    <w:lsdException w:name="List Table 6 Colorful Accent 6" w:uiPriority="51"/>
-    <w:lsdException w:name="List Table 7 Colorful Accent 6" w:uiPriority="52"/>
-    <w:lsdException w:name="Mention" w:semiHidden="1" w:unhideWhenUsed="1"/>
-    <w:lsdException w:name="Smart Hyperlink" w:semiHidden="1" w:unhideWhenUsed="1"/>
-    <w:lsdException w:name="Hashtag" w:semiHidden="1" w:unhideWhenUsed="1"/>
-    <w:lsdException w:name="Unresolved Mention" w:semiHidden="1" w:unhideWhenUsed="1"/>
-    <w:lsdException w:name="Smart Link" w:semiHidden="1" w:unhideWhenUsed="1"/>
+  <w:latentStyles w:count="260" w:defQFormat="0" w:defUnhideWhenUsed="1" w:defSemiHidden="1" w:defUIPriority="99" w:defLockedState="0">
+    <w:lsdException w:qFormat="1" w:unhideWhenUsed="0" w:uiPriority="0" w:semiHidden="0" w:name="Normal"/>
+    <w:lsdException w:qFormat="1" w:unhideWhenUsed="0" w:uiPriority="9" w:semiHidden="0" w:name="heading 1"/>
+    <w:lsdException w:qFormat="1" w:uiPriority="9" w:name="heading 2"/>
+    <w:lsdException w:qFormat="1" w:uiPriority="9" w:name="heading 3"/>
+    <w:lsdException w:qFormat="1" w:uiPriority="9" w:name="heading 4"/>
+    <w:lsdException w:qFormat="1" w:uiPriority="9" w:name="heading 5"/>
+    <w:lsdException w:qFormat="1" w:uiPriority="9" w:name="heading 6"/>
+    <w:lsdException w:qFormat="1" w:uiPriority="9" w:name="heading 7"/>
+    <w:lsdException w:qFormat="1" w:uiPriority="9" w:name="heading 8"/>
+    <w:lsdException w:qFormat="1" w:uiPriority="9" w:name="heading 9"/>
+    <w:lsdException w:uiPriority="99" w:name="index 1"/>
+    <w:lsdException w:uiPriority="99" w:name="index 2"/>
+    <w:lsdException w:uiPriority="99" w:name="index 3"/>
+    <w:lsdException w:uiPriority="99" w:name="index 4"/>
+    <w:lsdException w:uiPriority="99" w:name="index 5"/>
+    <w:lsdException w:uiPriority="99" w:name="index 6"/>
+    <w:lsdException w:uiPriority="99" w:name="index 7"/>
+    <w:lsdException w:uiPriority="99" w:name="index 8"/>
+    <w:lsdException w:uiPriority="99" w:name="index 9"/>
+    <w:lsdException w:uiPriority="39" w:name="toc 1"/>
+    <w:lsdException w:uiPriority="39" w:name="toc 2"/>
+    <w:lsdException w:uiPriority="39" w:name="toc 3"/>
+    <w:lsdException w:uiPriority="39" w:name="toc 4"/>
+    <w:lsdException w:uiPriority="39" w:name="toc 5"/>
+    <w:lsdException w:uiPriority="39" w:name="toc 6"/>
+    <w:lsdException w:uiPriority="39" w:name="toc 7"/>
+    <w:lsdException w:uiPriority="39" w:name="toc 8"/>
+    <w:lsdException w:uiPriority="39" w:name="toc 9"/>
+    <w:lsdException w:uiPriority="99" w:name="Normal Indent"/>
+    <w:lsdException w:uiPriority="99" w:name="footnote text"/>
+    <w:lsdException w:uiPriority="99" w:name="annotation text"/>
+    <w:lsdException w:uiPriority="99" w:name="header"/>
+    <w:lsdException w:uiPriority="99" w:name="footer"/>
+    <w:lsdException w:uiPriority="99" w:name="index heading"/>
+    <w:lsdException w:qFormat="1" w:uiPriority="35" w:name="caption"/>
+    <w:lsdException w:uiPriority="99" w:name="table of figures"/>
+    <w:lsdException w:uiPriority="99" w:name="envelope address"/>
+    <w:lsdException w:uiPriority="99" w:name="envelope return"/>
+    <w:lsdException w:uiPriority="99" w:name="footnote reference"/>
+    <w:lsdException w:uiPriority="99" w:name="annotation reference"/>
+    <w:lsdException w:uiPriority="99" w:name="line number"/>
+    <w:lsdException w:uiPriority="99" w:name="page number"/>
+    <w:lsdException w:uiPriority="99" w:name="endnote reference"/>
+    <w:lsdException w:uiPriority="99" w:name="endnote text"/>
+    <w:lsdException w:uiPriority="99" w:name="table of authorities"/>
+    <w:lsdException w:uiPriority="99" w:name="macro"/>
+    <w:lsdException w:uiPriority="99" w:name="toa heading"/>
+    <w:lsdException w:uiPriority="99" w:name="List"/>
+    <w:lsdException w:uiPriority="99" w:name="List Bullet"/>
+    <w:lsdException w:uiPriority="99" w:name="List Number"/>
+    <w:lsdException w:uiPriority="99" w:name="List 2"/>
+    <w:lsdException w:uiPriority="99" w:name="List 3"/>
+    <w:lsdException w:uiPriority="99" w:name="List 4"/>
+    <w:lsdException w:uiPriority="99" w:name="List 5"/>
+    <w:lsdException w:uiPriority="99" w:name="List Bullet 2"/>
+    <w:lsdException w:uiPriority="99" w:name="List Bullet 3"/>
+    <w:lsdException w:uiPriority="99" w:name="List Bullet 4"/>
+    <w:lsdException w:uiPriority="99" w:name="List Bullet 5"/>
+    <w:lsdException w:uiPriority="99" w:name="List Number 2"/>
+    <w:lsdException w:uiPriority="99" w:name="List Number 3"/>
+    <w:lsdException w:uiPriority="99" w:name="List Number 4"/>
+    <w:lsdException w:uiPriority="99" w:name="List Number 5"/>
+    <w:lsdException w:qFormat="1" w:unhideWhenUsed="0" w:uiPriority="10" w:semiHidden="0" w:name="Title"/>
+    <w:lsdException w:uiPriority="99" w:name="Closing"/>
+    <w:lsdException w:uiPriority="99" w:name="Signature"/>
+    <w:lsdException w:uiPriority="1" w:name="Default Paragraph Font"/>
+    <w:lsdException w:qFormat="1" w:unhideWhenUsed="0" w:uiPriority="1" w:semiHidden="0" w:name="Body Text"/>
+    <w:lsdException w:uiPriority="99" w:name="Body Text Indent"/>
+    <w:lsdException w:uiPriority="99" w:name="List Continue"/>
+    <w:lsdException w:uiPriority="99" w:name="List Continue 2"/>
+    <w:lsdException w:uiPriority="99" w:name="List Continue 3"/>
+    <w:lsdException w:uiPriority="99" w:name="List Continue 4"/>
+    <w:lsdException w:uiPriority="99" w:name="List Continue 5"/>
+    <w:lsdException w:uiPriority="99" w:name="Message Header"/>
+    <w:lsdException w:qFormat="1" w:unhideWhenUsed="0" w:uiPriority="11" w:semiHidden="0" w:name="Subtitle"/>
+    <w:lsdException w:uiPriority="99" w:name="Salutation"/>
+    <w:lsdException w:uiPriority="99" w:name="Date"/>
+    <w:lsdException w:uiPriority="99" w:name="Body Text First Indent"/>
+    <w:lsdException w:uiPriority="99" w:name="Body Text First Indent 2"/>
+    <w:lsdException w:uiPriority="99" w:name="Note Heading"/>
+    <w:lsdException w:uiPriority="99" w:name="Body Text 2"/>
+    <w:lsdException w:uiPriority="99" w:name="Body Text 3"/>
+    <w:lsdException w:uiPriority="99" w:name="Body Text Indent 2"/>
+    <w:lsdException w:uiPriority="99" w:name="Body Text Indent 3"/>
+    <w:lsdException w:uiPriority="99" w:name="Block Text"/>
+    <w:lsdException w:uiPriority="99" w:name="Hyperlink"/>
+    <w:lsdException w:uiPriority="99" w:name="FollowedHyperlink"/>
+    <w:lsdException w:qFormat="1" w:unhideWhenUsed="0" w:uiPriority="22" w:semiHidden="0" w:name="Strong"/>
+    <w:lsdException w:qFormat="1" w:unhideWhenUsed="0" w:uiPriority="20" w:semiHidden="0" w:name="Emphasis"/>
+    <w:lsdException w:uiPriority="99" w:name="Document Map"/>
+    <w:lsdException w:uiPriority="99" w:name="Plain Text"/>
+    <w:lsdException w:uiPriority="99" w:name="E-mail Signature"/>
+    <w:lsdException w:uiPriority="99" w:name="Normal (Web)"/>
+    <w:lsdException w:uiPriority="99" w:name="HTML Acronym"/>
+    <w:lsdException w:uiPriority="99" w:name="HTML Address"/>
+    <w:lsdException w:uiPriority="99" w:name="HTML Cite"/>
+    <w:lsdException w:uiPriority="99" w:name="HTML Code"/>
+    <w:lsdException w:uiPriority="99" w:name="HTML Definition"/>
+    <w:lsdException w:uiPriority="99" w:name="HTML Keyboard"/>
+    <w:lsdException w:uiPriority="99" w:name="HTML Preformatted"/>
+    <w:lsdException w:uiPriority="99" w:name="HTML Sample"/>
+    <w:lsdException w:uiPriority="99" w:name="HTML Typewriter"/>
+    <w:lsdException w:uiPriority="99" w:name="HTML Variable"/>
+    <w:lsdException w:uiPriority="99" w:name="Normal Table"/>
+    <w:lsdException w:uiPriority="99" w:name="annotation subject"/>
+    <w:lsdException w:uiPriority="99" w:name="Table Simple 1"/>
+    <w:lsdException w:uiPriority="99" w:name="Table Simple 2"/>
+    <w:lsdException w:uiPriority="99" w:name="Table Simple 3"/>
+    <w:lsdException w:uiPriority="99" w:name="Table Classic 1"/>
+    <w:lsdException w:uiPriority="99" w:name="Table Classic 2"/>
+    <w:lsdException w:uiPriority="99" w:name="Table Classic 3"/>
+    <w:lsdException w:uiPriority="99" w:name="Table Classic 4"/>
+    <w:lsdException w:uiPriority="99" w:name="Table Colorful 1"/>
+    <w:lsdException w:uiPriority="99" w:name="Table Colorful 2"/>
+    <w:lsdException w:uiPriority="99" w:name="Table Colorful 3"/>
+    <w:lsdException w:uiPriority="99" w:name="Table Columns 1"/>
+    <w:lsdException w:uiPriority="99" w:name="Table Columns 2"/>
+    <w:lsdException w:uiPriority="99" w:name="Table Columns 3"/>
+    <w:lsdException w:uiPriority="99" w:name="Table Columns 4"/>
+    <w:lsdException w:uiPriority="99" w:name="Table Columns 5"/>
+    <w:lsdException w:uiPriority="99" w:name="Table Grid 1"/>
+    <w:lsdException w:uiPriority="99" w:name="Table Grid 2"/>
+    <w:lsdException w:uiPriority="99" w:name="Table Grid 3"/>
+    <w:lsdException w:uiPriority="99" w:name="Table Grid 4"/>
+    <w:lsdException w:uiPriority="99" w:name="Table Grid 5"/>
+    <w:lsdException w:uiPriority="99" w:name="Table Grid 6"/>
+    <w:lsdException w:uiPriority="99" w:name="Table Grid 7"/>
+    <w:lsdException w:uiPriority="99" w:name="Table Grid 8"/>
+    <w:lsdException w:uiPriority="99" w:name="Table List 1"/>
+    <w:lsdException w:uiPriority="99" w:name="Table List 2"/>
+    <w:lsdException w:uiPriority="99" w:name="Table List 3"/>
+    <w:lsdException w:uiPriority="99" w:name="Table List 4"/>
+    <w:lsdException w:uiPriority="99" w:name="Table List 5"/>
+    <w:lsdException w:uiPriority="99" w:name="Table List 6"/>
+    <w:lsdException w:uiPriority="99" w:name="Table List 7"/>
+    <w:lsdException w:uiPriority="99" w:name="Table List 8"/>
+    <w:lsdException w:uiPriority="99" w:name="Table 3D effects 1"/>
+    <w:lsdException w:uiPriority="99" w:name="Table 3D effects 2"/>
+    <w:lsdException w:uiPriority="99" w:name="Table 3D effects 3"/>
+    <w:lsdException w:uiPriority="99" w:name="Table Contemporary"/>
+    <w:lsdException w:uiPriority="99" w:name="Table Elegant"/>
+    <w:lsdException w:uiPriority="99" w:name="Table Professional"/>
+    <w:lsdException w:uiPriority="99" w:name="Table Subtle 1"/>
+    <w:lsdException w:uiPriority="99" w:name="Table Subtle 2"/>
+    <w:lsdException w:uiPriority="99" w:name="Table Web 1"/>
+    <w:lsdException w:uiPriority="99" w:name="Table Web 2"/>
+    <w:lsdException w:uiPriority="99" w:name="Table Web 3"/>
+    <w:lsdException w:uiPriority="99" w:name="Balloon Text"/>
+    <w:lsdException w:unhideWhenUsed="0" w:uiPriority="39" w:semiHidden="0" w:name="Table Grid"/>
+    <w:lsdException w:uiPriority="99" w:name="Table Theme"/>
+    <w:lsdException w:unhideWhenUsed="0" w:uiPriority="60" w:semiHidden="0" w:name="Light Shading"/>
+    <w:lsdException w:unhideWhenUsed="0" w:uiPriority="61" w:semiHidden="0" w:name="Light List"/>
+    <w:lsdException w:unhideWhenUsed="0" w:uiPriority="62" w:semiHidden="0" w:name="Light Grid"/>
+    <w:lsdException w:unhideWhenUsed="0" w:uiPriority="63" w:semiHidden="0" w:name="Medium Shading 1"/>
+    <w:lsdException w:unhideWhenUsed="0" w:uiPriority="64" w:semiHidden="0" w:name="Medium Shading 2"/>
+    <w:lsdException w:unhideWhenUsed="0" w:uiPriority="65" w:semiHidden="0" w:name="Medium List 1"/>
+    <w:lsdException w:unhideWhenUsed="0" w:uiPriority="66" w:semiHidden="0" w:name="Medium List 2"/>
+    <w:lsdException w:unhideWhenUsed="0" w:uiPriority="67" w:semiHidden="0" w:name="Medium Grid 1"/>
+    <w:lsdException w:unhideWhenUsed="0" w:uiPriority="68" w:semiHidden="0" w:name="Medium Grid 2"/>
+    <w:lsdException w:unhideWhenUsed="0" w:uiPriority="69" w:semiHidden="0" w:name="Medium Grid 3"/>
+    <w:lsdException w:unhideWhenUsed="0" w:uiPriority="70" w:semiHidden="0" w:name="Dark List"/>
+    <w:lsdException w:unhideWhenUsed="0" w:uiPriority="71" w:semiHidden="0" w:name="Colorful Shading"/>
+    <w:lsdException w:unhideWhenUsed="0" w:uiPriority="72" w:semiHidden="0" w:name="Colorful List"/>
+    <w:lsdException w:unhideWhenUsed="0" w:uiPriority="73" w:semiHidden="0" w:name="Colorful Grid"/>
+    <w:lsdException w:unhideWhenUsed="0" w:uiPriority="60" w:semiHidden="0" w:name="Light Shading Accent 1"/>
+    <w:lsdException w:unhideWhenUsed="0" w:uiPriority="61" w:semiHidden="0" w:name="Light List Accent 1"/>
+    <w:lsdException w:unhideWhenUsed="0" w:uiPriority="62" w:semiHidden="0" w:name="Light Grid Accent 1"/>
+    <w:lsdException w:unhideWhenUsed="0" w:uiPriority="63" w:semiHidden="0" w:name="Medium Shading 1 Accent 1"/>
+    <w:lsdException w:unhideWhenUsed="0" w:uiPriority="64" w:semiHidden="0" w:name="Medium Shading 2 Accent 1"/>
+    <w:lsdException w:unhideWhenUsed="0" w:uiPriority="65" w:semiHidden="0" w:name="Medium List 1 Accent 1"/>
+    <w:lsdException w:qFormat="1" w:unhideWhenUsed="0" w:uiPriority="1" w:semiHidden="0" w:name="List Paragraph"/>
+    <w:lsdException w:unhideWhenUsed="0" w:uiPriority="66" w:semiHidden="0" w:name="Medium List 2 Accent 1"/>
+    <w:lsdException w:unhideWhenUsed="0" w:uiPriority="67" w:semiHidden="0" w:name="Medium Grid 1 Accent 1"/>
+    <w:lsdException w:unhideWhenUsed="0" w:uiPriority="68" w:semiHidden="0" w:name="Medium Grid 2 Accent 1"/>
+    <w:lsdException w:unhideWhenUsed="0" w:uiPriority="69" w:semiHidden="0" w:name="Medium Grid 3 Accent 1"/>
+    <w:lsdException w:unhideWhenUsed="0" w:uiPriority="70" w:semiHidden="0" w:name="Dark List Accent 1"/>
+    <w:lsdException w:unhideWhenUsed="0" w:uiPriority="71" w:semiHidden="0" w:name="Colorful Shading Accent 1"/>
+    <w:lsdException w:unhideWhenUsed="0" w:uiPriority="72" w:semiHidden="0" w:name="Colorful List Accent 1"/>
+    <w:lsdException w:unhideWhenUsed="0" w:uiPriority="73" w:semiHidden="0" w:name="Colorful Grid Accent 1"/>
+    <w:lsdException w:unhideWhenUsed="0" w:uiPriority="60" w:semiHidden="0" w:name="Light Shading Accent 2"/>
+    <w:lsdException w:unhideWhenUsed="0" w:uiPriority="61" w:semiHidden="0" w:name="Light List Accent 2"/>
+    <w:lsdException w:unhideWhenUsed="0" w:uiPriority="62" w:semiHidden="0" w:name="Light Grid Accent 2"/>
+    <w:lsdException w:unhideWhenUsed="0" w:uiPriority="63" w:semiHidden="0" w:name="Medium Shading 1 Accent 2"/>
+    <w:lsdException w:unhideWhenUsed="0" w:uiPriority="64" w:semiHidden="0" w:name="Medium Shading 2 Accent 2"/>
+    <w:lsdException w:unhideWhenUsed="0" w:uiPriority="65" w:semiHidden="0" w:name="Medium List 1 Accent 2"/>
+    <w:lsdException w:unhideWhenUsed="0" w:uiPriority="66" w:semiHidden="0" w:name="Medium List 2 Accent 2"/>
+    <w:lsdException w:unhideWhenUsed="0" w:uiPriority="67" w:semiHidden="0" w:name="Medium Grid 1 Accent 2"/>
+    <w:lsdException w:unhideWhenUsed="0" w:uiPriority="68" w:semiHidden="0" w:name="Medium Grid 2 Accent 2"/>
+    <w:lsdException w:unhideWhenUsed="0" w:uiPriority="69" w:semiHidden="0" w:name="Medium Grid 3 Accent 2"/>
+    <w:lsdException w:unhideWhenUsed="0" w:uiPriority="70" w:semiHidden="0" w:name="Dark List Accent 2"/>
+    <w:lsdException w:unhideWhenUsed="0" w:uiPriority="71" w:semiHidden="0" w:name="Colorful Shading Accent 2"/>
+    <w:lsdException w:unhideWhenUsed="0" w:uiPriority="72" w:semiHidden="0" w:name="Colorful List Accent 2"/>
+    <w:lsdException w:unhideWhenUsed="0" w:uiPriority="73" w:semiHidden="0" w:name="Colorful Grid Accent 2"/>
+    <w:lsdException w:unhideWhenUsed="0" w:uiPriority="60" w:semiHidden="0" w:name="Light Shading Accent 3"/>
+    <w:lsdException w:unhideWhenUsed="0" w:uiPriority="61" w:semiHidden="0" w:name="Light List Accent 3"/>
+    <w:lsdException w:unhideWhenUsed="0" w:uiPriority="62" w:semiHidden="0" w:name="Light Grid Accent 3"/>
+    <w:lsdException w:unhideWhenUsed="0" w:uiPriority="63" w:semiHidden="0" w:name="Medium Shading 1 Accent 3"/>
+    <w:lsdException w:unhideWhenUsed="0" w:uiPriority="64" w:semiHidden="0" w:name="Medium Shading 2 Accent 3"/>
+    <w:lsdException w:unhideWhenUsed="0" w:uiPriority="65" w:semiHidden="0" w:name="Medium List 1 Accent 3"/>
+    <w:lsdException w:unhideWhenUsed="0" w:uiPriority="66" w:semiHidden="0" w:name="Medium List 2 Accent 3"/>
+    <w:lsdException w:unhideWhenUsed="0" w:uiPriority="67" w:semiHidden="0" w:name="Medium Grid 1 Accent 3"/>
+    <w:lsdException w:unhideWhenUsed="0" w:uiPriority="68" w:semiHidden="0" w:name="Medium Grid 2 Accent 3"/>
+    <w:lsdException w:unhideWhenUsed="0" w:uiPriority="69" w:semiHidden="0" w:name="Medium Grid 3 Accent 3"/>
+    <w:lsdException w:unhideWhenUsed="0" w:uiPriority="70" w:semiHidden="0" w:name="Dark List Accent 3"/>
+    <w:lsdException w:unhideWhenUsed="0" w:uiPriority="71" w:semiHidden="0" w:name="Colorful Shading Accent 3"/>
+    <w:lsdException w:unhideWhenUsed="0" w:uiPriority="72" w:semiHidden="0" w:name="Colorful List Accent 3"/>
+    <w:lsdException w:unhideWhenUsed="0" w:uiPriority="73" w:semiHidden="0" w:name="Colorful Grid Accent 3"/>
+    <w:lsdException w:unhideWhenUsed="0" w:uiPriority="60" w:semiHidden="0" w:name="Light Shading Accent 4"/>
+    <w:lsdException w:unhideWhenUsed="0" w:uiPriority="61" w:semiHidden="0" w:name="Light List Accent 4"/>
+    <w:lsdException w:unhideWhenUsed="0" w:uiPriority="62" w:semiHidden="0" w:name="Light Grid Accent 4"/>
+    <w:lsdException w:unhideWhenUsed="0" w:uiPriority="63" w:semiHidden="0" w:name="Medium Shading 1 Accent 4"/>
+    <w:lsdException w:unhideWhenUsed="0" w:uiPriority="64" w:semiHidden="0" w:name="Medium Shading 2 Accent 4"/>
+    <w:lsdException w:unhideWhenUsed="0" w:uiPriority="65" w:semiHidden="0" w:name="Medium List 1 Accent 4"/>
+    <w:lsdException w:unhideWhenUsed="0" w:uiPriority="66" w:semiHidden="0" w:name="Medium List 2 Accent 4"/>
+    <w:lsdException w:unhideWhenUsed="0" w:uiPriority="67" w:semiHidden="0" w:name="Medium Grid 1 Accent 4"/>
+    <w:lsdException w:unhideWhenUsed="0" w:uiPriority="68" w:semiHidden="0" w:name="Medium Grid 2 Accent 4"/>
+    <w:lsdException w:unhideWhenUsed="0" w:uiPriority="69" w:semiHidden="0" w:name="Medium Grid 3 Accent 4"/>
+    <w:lsdException w:unhideWhenUsed="0" w:uiPriority="70" w:semiHidden="0" w:name="Dark List Accent 4"/>
+    <w:lsdException w:unhideWhenUsed="0" w:uiPriority="71" w:semiHidden="0" w:name="Colorful Shading Accent 4"/>
+    <w:lsdException w:unhideWhenUsed="0" w:uiPriority="72" w:semiHidden="0" w:name="Colorful List Accent 4"/>
+    <w:lsdException w:unhideWhenUsed="0" w:uiPriority="73" w:semiHidden="0" w:name="Colorful Grid Accent 4"/>
+    <w:lsdException w:unhideWhenUsed="0" w:uiPriority="60" w:semiHidden="0" w:name="Light Shading Accent 5"/>
+    <w:lsdException w:unhideWhenUsed="0" w:uiPriority="61" w:semiHidden="0" w:name="Light List Accent 5"/>
+    <w:lsdException w:unhideWhenUsed="0" w:uiPriority="62" w:semiHidden="0" w:name="Light Grid Accent 5"/>
+    <w:lsdException w:unhideWhenUsed="0" w:uiPriority="63" w:semiHidden="0" w:name="Medium Shading 1 Accent 5"/>
+    <w:lsdException w:unhideWhenUsed="0" w:uiPriority="64" w:semiHidden="0" w:name="Medium Shading 2 Accent 5"/>
+    <w:lsdException w:unhideWhenUsed="0" w:uiPriority="65" w:semiHidden="0" w:name="Medium List 1 Accent 5"/>
+    <w:lsdException w:unhideWhenUsed="0" w:uiPriority="66" w:semiHidden="0" w:name="Medium List 2 Accent 5"/>
+    <w:lsdException w:unhideWhenUsed="0" w:uiPriority="67" w:semiHidden="0" w:name="Medium Grid 1 Accent 5"/>
+    <w:lsdException w:unhideWhenUsed="0" w:uiPriority="68" w:semiHidden="0" w:name="Medium Grid 2 Accent 5"/>
+    <w:lsdException w:unhideWhenUsed="0" w:uiPriority="69" w:semiHidden="0" w:name="Medium Grid 3 Accent 5"/>
+    <w:lsdException w:unhideWhenUsed="0" w:uiPriority="70" w:semiHidden="0" w:name="Dark List Accent 5"/>
+    <w:lsdException w:unhideWhenUsed="0" w:uiPriority="71" w:semiHidden="0" w:name="Colorful Shading Accent 5"/>
+    <w:lsdException w:unhideWhenUsed="0" w:uiPriority="72" w:semiHidden="0" w:name="Colorful List Accent 5"/>
+    <w:lsdException w:unhideWhenUsed="0" w:uiPriority="73" w:semiHidden="0" w:name="Colorful Grid Accent 5"/>
+    <w:lsdException w:unhideWhenUsed="0" w:uiPriority="60" w:semiHidden="0" w:name="Light Shading Accent 6"/>
+    <w:lsdException w:unhideWhenUsed="0" w:uiPriority="61" w:semiHidden="0" w:name="Light List Accent 6"/>
+    <w:lsdException w:unhideWhenUsed="0" w:uiPriority="62" w:semiHidden="0" w:name="Light Grid Accent 6"/>
+    <w:lsdException w:unhideWhenUsed="0" w:uiPriority="63" w:semiHidden="0" w:name="Medium Shading 1 Accent 6"/>
+    <w:lsdException w:unhideWhenUsed="0" w:uiPriority="64" w:semiHidden="0" w:name="Medium Shading 2 Accent 6"/>
+    <w:lsdException w:unhideWhenUsed="0" w:uiPriority="65" w:semiHidden="0" w:name="Medium List 1 Accent 6"/>
+    <w:lsdException w:unhideWhenUsed="0" w:uiPriority="66" w:semiHidden="0" w:name="Medium List 2 Accent 6"/>
+    <w:lsdException w:unhideWhenUsed="0" w:uiPriority="67" w:semiHidden="0" w:name="Medium Grid 1 Accent 6"/>
+    <w:lsdException w:unhideWhenUsed="0" w:uiPriority="68" w:semiHidden="0" w:name="Medium Grid 2 Accent 6"/>
+    <w:lsdException w:unhideWhenUsed="0" w:uiPriority="69" w:semiHidden="0" w:name="Medium Grid 3 Accent 6"/>
+    <w:lsdException w:unhideWhenUsed="0" w:uiPriority="70" w:semiHidden="0" w:name="Dark List Accent 6"/>
+    <w:lsdException w:unhideWhenUsed="0" w:uiPriority="71" w:semiHidden="0" w:name="Colorful Shading Accent 6"/>
+    <w:lsdException w:unhideWhenUsed="0" w:uiPriority="72" w:semiHidden="0" w:name="Colorful List Accent 6"/>
+    <w:lsdException w:unhideWhenUsed="0" w:uiPriority="73" w:semiHidden="0" w:name="Colorful Grid Accent 6"/>
   </w:latentStyles>
-  <w:style w:type="paragraph" w:default="1" w:styleId="Normal">
+  <w:style w:type="paragraph" w:default="1" w:styleId="1">
     <w:name w:val="Normal"/>
     <w:qFormat/>
+    <w:uiPriority w:val="0"/>
+    <w:pPr>
+      <w:widowControl w:val="0"/>
+      <w:autoSpaceDE w:val="0"/>
+      <w:autoSpaceDN w:val="0"/>
+    </w:pPr>
     <w:rPr>
-      <w:rFonts w:ascii="Verdana" w:eastAsia="Verdana" w:hAnsi="Verdana" w:cs="Verdana"/>
+      <w:rFonts w:ascii="Verdana" w:hAnsi="Verdana" w:eastAsia="Verdana" w:cs="Verdana"/>
+      <w:sz w:val="22"/>
+      <w:szCs w:val="22"/>
+      <w:lang w:val="en-US" w:eastAsia="en-US" w:bidi="ar-SA"/>
     </w:rPr>
   </w:style>
-  <w:style w:type="paragraph" w:styleId="Heading1">
+  <w:style w:type="paragraph" w:styleId="2">
     <w:name w:val="heading 1"/>
-    <w:basedOn w:val="Normal"/>
+    <w:basedOn w:val="1"/>
+    <w:qFormat/>
     <w:uiPriority w:val="9"/>
-    <w:qFormat/>
     <w:pPr>
       <w:ind w:left="238"/>
       <w:jc w:val="center"/>
       <w:outlineLvl w:val="0"/>
     </w:pPr>
     <w:rPr>
-      <w:rFonts w:ascii="Tahoma" w:eastAsia="Tahoma" w:hAnsi="Tahoma" w:cs="Tahoma"/>
+      <w:rFonts w:ascii="Tahoma" w:hAnsi="Tahoma" w:eastAsia="Tahoma" w:cs="Tahoma"/>
       <w:b/>
       <w:bCs/>
       <w:sz w:val="28"/>
       <w:szCs w:val="28"/>
     </w:rPr>
   </w:style>
-  <w:style w:type="character" w:default="1" w:styleId="DefaultParagraphFont">
+  <w:style w:type="character" w:default="1" w:styleId="5">
     <w:name w:val="Default Paragraph Font"/>
-    <w:uiPriority w:val="1"/>
     <w:semiHidden/>
     <w:unhideWhenUsed/>
+    <w:uiPriority w:val="1"/>
   </w:style>
-  <w:style w:type="table" w:default="1" w:styleId="TableNormal">
+  <w:style w:type="table" w:default="1" w:styleId="4">
     <w:name w:val="Normal Table"/>
-    <w:uiPriority w:val="99"/>
     <w:semiHidden/>
     <w:unhideWhenUsed/>
+    <w:uiPriority w:val="99"/>
     <w:tblPr>
-      <w:tblInd w:w="0" w:type="dxa"/>
       <w:tblCellMar>
         <w:top w:w="0" w:type="dxa"/>
         <w:left w:w="108" w:type="dxa"/>
@@ -2193,33 +2312,27 @@
       </w:tblCellMar>
     </w:tblPr>
   </w:style>
-  <w:style w:type="numbering" w:default="1" w:styleId="NoList">
-    <w:name w:val="No List"/>
-    <w:uiPriority w:val="99"/>
-    <w:semiHidden/>
-    <w:unhideWhenUsed/>
-  </w:style>
-  <w:style w:type="paragraph" w:styleId="BodyText">
+  <w:style w:type="paragraph" w:styleId="3">
     <w:name w:val="Body Text"/>
-    <w:basedOn w:val="Normal"/>
+    <w:basedOn w:val="1"/>
+    <w:qFormat/>
     <w:uiPriority w:val="1"/>
-    <w:qFormat/>
     <w:rPr>
       <w:sz w:val="16"/>
       <w:szCs w:val="16"/>
     </w:rPr>
   </w:style>
-  <w:style w:type="paragraph" w:styleId="ListParagraph">
+  <w:style w:type="paragraph" w:styleId="6">
     <w:name w:val="List Paragraph"/>
-    <w:basedOn w:val="Normal"/>
+    <w:basedOn w:val="1"/>
+    <w:qFormat/>
     <w:uiPriority w:val="1"/>
+  </w:style>
+  <w:style w:type="paragraph" w:customStyle="1" w:styleId="7">
+    <w:name w:val="Table Paragraph"/>
+    <w:basedOn w:val="1"/>
     <w:qFormat/>
-  </w:style>
-  <w:style w:type="paragraph" w:customStyle="1" w:styleId="TableParagraph">
-    <w:name w:val="Table Paragraph"/>
-    <w:basedOn w:val="Normal"/>
     <w:uiPriority w:val="1"/>
-    <w:qFormat/>
   </w:style>
 </w:styles>
 </file>
@@ -2503,6 +2616,5 @@
     </a:fmtScheme>
   </a:themeElements>
   <a:objectDefaults/>
-  <a:extraClrSchemeLst/>
 </a:theme>
 </file>
--- a/source/temp.docx
+++ b/source/temp.docx
@@ -122,9 +122,13 @@
     <w:p>
       <w:pPr>
         <w:pStyle w:val="3"/>
-        <w:spacing w:before="6" w:line="247" w:lineRule="auto"/>
-        <w:ind w:left="6752" w:right="91" w:firstLine="1598"/>
+        <w:spacing w:before="77"/>
+        <w:ind w:right="91"/>
         <w:jc w:val="right"/>
+        <w:rPr>
+          <w:spacing w:val="-4"/>
+          <w:lang w:eastAsia="zh-CN"/>
+        </w:rPr>
       </w:pPr>
       <w:r>
         <w:rPr>
@@ -155,189 +159,40 @@
           <w:spacing w:val="-4"/>
         </w:rPr>
         <w:t xml:space="preserve">Center </w:t>
-      </w:r>
-      <w:r>
-        <w:rPr>
-          <w:w w:val="90"/>
-        </w:rPr>
-        <w:t>Unit</w:t>
-      </w:r>
-      <w:r>
-        <w:rPr>
-          <w:spacing w:val="-18"/>
-          <w:w w:val="90"/>
-        </w:rPr>
-        <w:t xml:space="preserve"> </w:t>
-      </w:r>
-      <w:r>
-        <w:rPr>
-          <w:w w:val="90"/>
-        </w:rPr>
-        <w:t>2901,</w:t>
-      </w:r>
-      <w:r>
-        <w:rPr>
-          <w:spacing w:val="-15"/>
-          <w:w w:val="90"/>
-        </w:rPr>
-        <w:t xml:space="preserve"> </w:t>
-      </w:r>
-      <w:r>
-        <w:rPr>
-          <w:w w:val="90"/>
-        </w:rPr>
-        <w:t>Bldg</w:t>
-      </w:r>
-      <w:r>
-        <w:rPr>
-          <w:spacing w:val="-16"/>
-          <w:w w:val="90"/>
-        </w:rPr>
-        <w:t xml:space="preserve"> </w:t>
-      </w:r>
-      <w:r>
-        <w:rPr>
-          <w:w w:val="90"/>
-        </w:rPr>
-        <w:t>1B,</w:t>
-      </w:r>
-      <w:r>
-        <w:rPr>
-          <w:spacing w:val="-15"/>
-          <w:w w:val="90"/>
-        </w:rPr>
-        <w:t xml:space="preserve"> </w:t>
-      </w:r>
-      <w:r>
-        <w:rPr>
-          <w:w w:val="90"/>
-        </w:rPr>
-        <w:t>Block</w:t>
-      </w:r>
-      <w:r>
-        <w:rPr>
-          <w:spacing w:val="-16"/>
-          <w:w w:val="90"/>
-        </w:rPr>
-        <w:t xml:space="preserve"> </w:t>
-      </w:r>
-      <w:r>
-        <w:rPr>
-          <w:w w:val="90"/>
-        </w:rPr>
-        <w:t>316,</w:t>
-      </w:r>
-      <w:r>
-        <w:rPr>
-          <w:spacing w:val="-15"/>
-          <w:w w:val="90"/>
-        </w:rPr>
-        <w:t xml:space="preserve"> </w:t>
-      </w:r>
-      <w:r>
-        <w:rPr>
-          <w:w w:val="90"/>
-        </w:rPr>
-        <w:t>West</w:t>
-      </w:r>
-      <w:r>
-        <w:rPr>
-          <w:spacing w:val="-15"/>
-          <w:w w:val="90"/>
-        </w:rPr>
-        <w:t xml:space="preserve"> </w:t>
-      </w:r>
-      <w:r>
-        <w:rPr>
-          <w:spacing w:val="-2"/>
-          <w:w w:val="90"/>
-        </w:rPr>
-        <w:t>Tower</w:t>
       </w:r>
     </w:p>
     <w:p>
       <w:pPr>
         <w:pStyle w:val="3"/>
-        <w:spacing w:line="194" w:lineRule="exact"/>
+        <w:spacing w:before="77"/>
         <w:ind w:right="91"/>
         <w:jc w:val="right"/>
+        <w:rPr>
+          <w:spacing w:val="-6"/>
+        </w:rPr>
       </w:pPr>
       <w:r>
         <w:rPr>
-          <w:spacing w:val="2"/>
-          <w:w w:val="90"/>
-        </w:rPr>
-        <w:t>Isa</w:t>
-      </w:r>
-      <w:r>
-        <w:rPr>
-          <w:spacing w:val="-12"/>
-          <w:w w:val="90"/>
-        </w:rPr>
-        <w:t xml:space="preserve"> </w:t>
-      </w:r>
-      <w:r>
-        <w:rPr>
-          <w:spacing w:val="2"/>
-          <w:w w:val="90"/>
-        </w:rPr>
-        <w:t>Al-Kabeer</w:t>
-      </w:r>
-      <w:r>
-        <w:rPr>
-          <w:spacing w:val="-10"/>
-          <w:w w:val="90"/>
-        </w:rPr>
-        <w:t xml:space="preserve"> </w:t>
-      </w:r>
-      <w:r>
-        <w:rPr>
-          <w:spacing w:val="2"/>
-          <w:w w:val="90"/>
-        </w:rPr>
-        <w:t>Avenue,</w:t>
-      </w:r>
-      <w:r>
-        <w:rPr>
-          <w:spacing w:val="-10"/>
-          <w:w w:val="90"/>
-        </w:rPr>
-        <w:t xml:space="preserve"> </w:t>
-      </w:r>
-      <w:r>
-        <w:rPr>
-          <w:spacing w:val="2"/>
-          <w:w w:val="90"/>
-        </w:rPr>
-        <w:t>Manama</w:t>
-      </w:r>
-      <w:r>
-        <w:rPr>
-          <w:spacing w:val="-10"/>
-          <w:w w:val="90"/>
-        </w:rPr>
-        <w:t xml:space="preserve"> </w:t>
-      </w:r>
-      <w:r>
-        <w:rPr>
-          <w:spacing w:val="2"/>
-          <w:w w:val="90"/>
-        </w:rPr>
-        <w:t>Center,</w:t>
-      </w:r>
-      <w:r>
-        <w:rPr>
-          <w:spacing w:val="-10"/>
-          <w:w w:val="90"/>
-        </w:rPr>
-        <w:t xml:space="preserve"> </w:t>
-      </w:r>
-      <w:r>
-        <w:rPr>
-          <w:spacing w:val="-2"/>
-          <w:w w:val="90"/>
-        </w:rPr>
-        <w:t>Bahrain</w:t>
+          <w:spacing w:val="-6"/>
+        </w:rPr>
+        <w:t>Unit 2901, Bldg 1B, Block 316, West Tower</w:t>
+      </w:r>
+    </w:p>
+    <w:p>
+      <w:pPr>
+        <w:pStyle w:val="3"/>
+        <w:spacing w:before="77"/>
+        <w:ind w:right="91"/>
+        <w:jc w:val="right"/>
+        <w:rPr>
+          <w:spacing w:val="-6"/>
+        </w:rPr>
+      </w:pPr>
+      <w:r>
+        <w:rPr>
+          <w:spacing w:val="-6"/>
+        </w:rPr>
+        <w:t>Isa Al-Kabeer Avenue, Manama Center, Bahrain</w:t>
       </w:r>
     </w:p>
     <w:p>
@@ -421,9 +276,8 @@
       <w:pPr>
         <w:ind w:left="167"/>
         <w:rPr>
-          <w:rFonts w:hint="default" w:ascii="Tahoma"/>
+          <w:rFonts w:ascii="Tahoma"/>
           <w:b/>
-          <w:lang w:val="en-US"/>
         </w:rPr>
       </w:pPr>
       <w:r>
@@ -526,7 +380,8 @@
               <w:rPr>
                 <w:b/>
                 <w:i/>
-                <w:w w:val="85"/>
+                <w:spacing w:val="-2"/>
+                <w:w w:val="95"/>
               </w:rPr>
               <w:t>Banking</w:t>
             </w:r>
@@ -628,10 +483,6 @@
               <w:pStyle w:val="7"/>
               <w:spacing w:before="1"/>
               <w:ind w:left="178"/>
-              <w:rPr>
-                <w:rFonts w:hint="default"/>
-                <w:lang w:val="en-US"/>
-              </w:rPr>
             </w:pPr>
             <w:r>
               <w:rPr>
@@ -724,16 +575,12 @@
             <w:pPr>
               <w:pStyle w:val="7"/>
               <w:ind w:left="124"/>
+            </w:pPr>
+            <w:r>
               <w:rPr>
                 <w:rFonts w:hint="default"/>
                 <w:lang w:val="en-US"/>
               </w:rPr>
-            </w:pPr>
-            <w:r>
-              <w:rPr>
-                <w:rFonts w:hint="default"/>
-                <w:lang w:val="en-US"/>
-              </w:rPr>
               <w:t>{{$</w:t>
             </w:r>
             <w:r>
@@ -741,206 +588,6 @@
                 <w:spacing w:val="-4"/>
               </w:rPr>
               <w:t>IBAN</w:t>
-            </w:r>
-            <w:r>
-              <w:rPr>
-                <w:rFonts w:hint="default"/>
-                <w:lang w:val="en-US"/>
-              </w:rPr>
-              <w:t>}}</w:t>
-            </w:r>
-          </w:p>
-        </w:tc>
-      </w:tr>
-      <w:tr>
-        <w:tblPrEx>
-          <w:tblBorders>
-            <w:top w:val="single" w:color="BDBEBD" w:sz="6" w:space="0"/>
-            <w:left w:val="single" w:color="BDBEBD" w:sz="6" w:space="0"/>
-            <w:bottom w:val="single" w:color="BDBEBD" w:sz="6" w:space="0"/>
-            <w:right w:val="single" w:color="BDBEBD" w:sz="6" w:space="0"/>
-            <w:insideH w:val="single" w:color="BDBEBD" w:sz="6" w:space="0"/>
-            <w:insideV w:val="single" w:color="BDBEBD" w:sz="6" w:space="0"/>
-          </w:tblBorders>
-        </w:tblPrEx>
-        <w:trPr>
-          <w:trHeight w:val="905" w:hRule="atLeast"/>
-        </w:trPr>
-        <w:tc>
-          <w:tcPr>
-            <w:tcW w:w="3996" w:type="dxa"/>
-            <w:shd w:val="clear" w:color="auto" w:fill="F3ECFF"/>
-          </w:tcPr>
-          <w:p>
-            <w:pPr>
-              <w:pStyle w:val="7"/>
-              <w:spacing w:before="46"/>
-              <w:rPr>
-                <w:rFonts w:ascii="Tahoma"/>
-                <w:b/>
-              </w:rPr>
-            </w:pPr>
-          </w:p>
-          <w:p>
-            <w:pPr>
-              <w:pStyle w:val="7"/>
-              <w:ind w:left="176"/>
-            </w:pPr>
-            <w:r>
-              <w:rPr>
-                <w:spacing w:val="-2"/>
-              </w:rPr>
-              <w:t>Currency</w:t>
-            </w:r>
-          </w:p>
-        </w:tc>
-        <w:tc>
-          <w:tcPr>
-            <w:tcW w:w="5835" w:type="dxa"/>
-            <w:shd w:val="clear" w:color="auto" w:fill="F3ECFF"/>
-          </w:tcPr>
-          <w:p>
-            <w:pPr>
-              <w:pStyle w:val="7"/>
-              <w:spacing w:before="46"/>
-              <w:rPr>
-                <w:rFonts w:ascii="Tahoma"/>
-                <w:b/>
-              </w:rPr>
-            </w:pPr>
-          </w:p>
-          <w:p>
-            <w:pPr>
-              <w:pStyle w:val="7"/>
-              <w:ind w:left="180"/>
-              <w:rPr>
-                <w:rFonts w:hint="default"/>
-                <w:lang w:val="en-US"/>
-              </w:rPr>
-            </w:pPr>
-            <w:r>
-              <w:rPr>
-                <w:rFonts w:hint="default"/>
-                <w:lang w:val="en-US"/>
-              </w:rPr>
-              <w:t>{{$</w:t>
-            </w:r>
-            <w:r>
-              <w:rPr>
-                <w:spacing w:val="-2"/>
-              </w:rPr>
-              <w:t>Currency</w:t>
-            </w:r>
-            <w:r>
-              <w:rPr>
-                <w:rFonts w:hint="default"/>
-                <w:lang w:val="en-US"/>
-              </w:rPr>
-              <w:t>}}</w:t>
-            </w:r>
-          </w:p>
-        </w:tc>
-      </w:tr>
-      <w:tr>
-        <w:tblPrEx>
-          <w:tblBorders>
-            <w:top w:val="single" w:color="BDBEBD" w:sz="6" w:space="0"/>
-            <w:left w:val="single" w:color="BDBEBD" w:sz="6" w:space="0"/>
-            <w:bottom w:val="single" w:color="BDBEBD" w:sz="6" w:space="0"/>
-            <w:right w:val="single" w:color="BDBEBD" w:sz="6" w:space="0"/>
-            <w:insideH w:val="single" w:color="BDBEBD" w:sz="6" w:space="0"/>
-            <w:insideV w:val="single" w:color="BDBEBD" w:sz="6" w:space="0"/>
-          </w:tblBorders>
-          <w:tblCellMar>
-            <w:top w:w="0" w:type="dxa"/>
-            <w:left w:w="0" w:type="dxa"/>
-            <w:bottom w:w="0" w:type="dxa"/>
-            <w:right w:w="0" w:type="dxa"/>
-          </w:tblCellMar>
-        </w:tblPrEx>
-        <w:trPr>
-          <w:trHeight w:val="905" w:hRule="atLeast"/>
-        </w:trPr>
-        <w:tc>
-          <w:tcPr>
-            <w:tcW w:w="3996" w:type="dxa"/>
-          </w:tcPr>
-          <w:p>
-            <w:pPr>
-              <w:pStyle w:val="7"/>
-              <w:spacing w:before="46"/>
-              <w:rPr>
-                <w:rFonts w:ascii="Tahoma"/>
-                <w:b/>
-              </w:rPr>
-            </w:pPr>
-          </w:p>
-          <w:p>
-            <w:pPr>
-              <w:pStyle w:val="7"/>
-              <w:ind w:left="176"/>
-            </w:pPr>
-            <w:r>
-              <w:rPr>
-                <w:spacing w:val="-2"/>
-              </w:rPr>
-              <w:t>Recipient</w:t>
-            </w:r>
-            <w:r>
-              <w:rPr>
-                <w:spacing w:val="-36"/>
-              </w:rPr>
-              <w:t xml:space="preserve"> </w:t>
-            </w:r>
-            <w:r>
-              <w:rPr>
-                <w:spacing w:val="-4"/>
-              </w:rPr>
-              <w:t>Name</w:t>
-            </w:r>
-          </w:p>
-        </w:tc>
-        <w:tc>
-          <w:tcPr>
-            <w:tcW w:w="5835" w:type="dxa"/>
-          </w:tcPr>
-          <w:p>
-            <w:pPr>
-              <w:pStyle w:val="7"/>
-              <w:spacing w:before="46"/>
-              <w:rPr>
-                <w:rFonts w:ascii="Tahoma"/>
-                <w:b/>
-              </w:rPr>
-            </w:pPr>
-          </w:p>
-          <w:p>
-            <w:pPr>
-              <w:pStyle w:val="7"/>
-              <w:ind w:left="178"/>
-              <w:rPr>
-                <w:rFonts w:hint="default"/>
-                <w:lang w:val="en-US"/>
-              </w:rPr>
-            </w:pPr>
-            <w:r>
-              <w:rPr>
-                <w:rFonts w:hint="default"/>
-                <w:lang w:val="en-US"/>
-              </w:rPr>
-              <w:t>{{$</w:t>
-            </w:r>
-            <w:r>
-              <w:rPr>
-                <w:spacing w:val="-2"/>
-              </w:rPr>
-              <w:t>Recipient</w:t>
-            </w:r>
-            <w:r>
-              <w:rPr>
-                <w:spacing w:val="-4"/>
-              </w:rPr>
-              <w:t>Name</w:t>
             </w:r>
             <w:r>
               <w:rPr>
@@ -996,19 +643,7 @@
               <w:rPr>
                 <w:spacing w:val="-2"/>
               </w:rPr>
-              <w:t>Recipient</w:t>
-            </w:r>
-            <w:r>
-              <w:rPr>
-                <w:spacing w:val="-36"/>
-              </w:rPr>
-              <w:t xml:space="preserve"> </w:t>
-            </w:r>
-            <w:r>
-              <w:rPr>
-                <w:spacing w:val="-2"/>
-              </w:rPr>
-              <w:t>Address</w:t>
+              <w:t>Currency</w:t>
             </w:r>
           </w:p>
         </w:tc>
@@ -1020,36 +655,242 @@
           <w:p>
             <w:pPr>
               <w:pStyle w:val="7"/>
+              <w:spacing w:before="46"/>
+              <w:rPr>
+                <w:rFonts w:ascii="Tahoma"/>
+                <w:b/>
+              </w:rPr>
+            </w:pPr>
+          </w:p>
+          <w:p>
+            <w:pPr>
+              <w:pStyle w:val="7"/>
+              <w:ind w:left="180"/>
+            </w:pPr>
+            <w:r>
+              <w:rPr>
+                <w:rFonts w:hint="default"/>
+                <w:lang w:val="en-US"/>
+              </w:rPr>
+              <w:t>{{$</w:t>
+            </w:r>
+            <w:r>
+              <w:rPr>
+                <w:spacing w:val="-2"/>
+              </w:rPr>
+              <w:t>Currency</w:t>
+            </w:r>
+            <w:r>
+              <w:rPr>
+                <w:rFonts w:hint="default"/>
+                <w:lang w:val="en-US"/>
+              </w:rPr>
+              <w:t>}}</w:t>
+            </w:r>
+          </w:p>
+        </w:tc>
+      </w:tr>
+      <w:tr>
+        <w:tblPrEx>
+          <w:tblBorders>
+            <w:top w:val="single" w:color="BDBEBD" w:sz="6" w:space="0"/>
+            <w:left w:val="single" w:color="BDBEBD" w:sz="6" w:space="0"/>
+            <w:bottom w:val="single" w:color="BDBEBD" w:sz="6" w:space="0"/>
+            <w:right w:val="single" w:color="BDBEBD" w:sz="6" w:space="0"/>
+            <w:insideH w:val="single" w:color="BDBEBD" w:sz="6" w:space="0"/>
+            <w:insideV w:val="single" w:color="BDBEBD" w:sz="6" w:space="0"/>
+          </w:tblBorders>
+          <w:tblCellMar>
+            <w:top w:w="0" w:type="dxa"/>
+            <w:left w:w="0" w:type="dxa"/>
+            <w:bottom w:w="0" w:type="dxa"/>
+            <w:right w:w="0" w:type="dxa"/>
+          </w:tblCellMar>
+        </w:tblPrEx>
+        <w:trPr>
+          <w:trHeight w:val="905" w:hRule="atLeast"/>
+        </w:trPr>
+        <w:tc>
+          <w:tcPr>
+            <w:tcW w:w="3996" w:type="dxa"/>
+          </w:tcPr>
+          <w:p>
+            <w:pPr>
+              <w:pStyle w:val="7"/>
+              <w:spacing w:before="46"/>
+              <w:rPr>
+                <w:rFonts w:ascii="Tahoma"/>
+                <w:b/>
+              </w:rPr>
+            </w:pPr>
+          </w:p>
+          <w:p>
+            <w:pPr>
+              <w:pStyle w:val="7"/>
+              <w:ind w:left="176"/>
+            </w:pPr>
+            <w:r>
+              <w:rPr>
+                <w:spacing w:val="-2"/>
+              </w:rPr>
+              <w:t>Recipient</w:t>
+            </w:r>
+            <w:r>
+              <w:rPr>
+                <w:spacing w:val="-36"/>
+              </w:rPr>
+              <w:t xml:space="preserve"> </w:t>
+            </w:r>
+            <w:r>
+              <w:rPr>
+                <w:spacing w:val="-4"/>
+              </w:rPr>
+              <w:t>Name</w:t>
+            </w:r>
+          </w:p>
+        </w:tc>
+        <w:tc>
+          <w:tcPr>
+            <w:tcW w:w="5835" w:type="dxa"/>
+          </w:tcPr>
+          <w:p>
+            <w:pPr>
+              <w:pStyle w:val="7"/>
+              <w:spacing w:before="46"/>
+              <w:rPr>
+                <w:rFonts w:ascii="Tahoma"/>
+                <w:b/>
+              </w:rPr>
+            </w:pPr>
+          </w:p>
+          <w:p>
+            <w:pPr>
+              <w:pStyle w:val="7"/>
+              <w:ind w:left="178"/>
+            </w:pPr>
+            <w:r>
+              <w:rPr>
+                <w:rFonts w:hint="default"/>
+                <w:lang w:val="en-US"/>
+              </w:rPr>
+              <w:t>{{$</w:t>
+            </w:r>
+            <w:r>
+              <w:rPr>
+                <w:spacing w:val="-2"/>
+              </w:rPr>
+              <w:t>Recipient</w:t>
+            </w:r>
+            <w:r>
+              <w:rPr>
+                <w:spacing w:val="-4"/>
+              </w:rPr>
+              <w:t>Name</w:t>
+            </w:r>
+            <w:r>
+              <w:rPr>
+                <w:rFonts w:hint="default"/>
+                <w:lang w:val="en-US"/>
+              </w:rPr>
+              <w:t>}}</w:t>
+            </w:r>
+          </w:p>
+        </w:tc>
+      </w:tr>
+      <w:tr>
+        <w:tblPrEx>
+          <w:tblBorders>
+            <w:top w:val="single" w:color="BDBEBD" w:sz="6" w:space="0"/>
+            <w:left w:val="single" w:color="BDBEBD" w:sz="6" w:space="0"/>
+            <w:bottom w:val="single" w:color="BDBEBD" w:sz="6" w:space="0"/>
+            <w:right w:val="single" w:color="BDBEBD" w:sz="6" w:space="0"/>
+            <w:insideH w:val="single" w:color="BDBEBD" w:sz="6" w:space="0"/>
+            <w:insideV w:val="single" w:color="BDBEBD" w:sz="6" w:space="0"/>
+          </w:tblBorders>
+          <w:tblCellMar>
+            <w:top w:w="0" w:type="dxa"/>
+            <w:left w:w="0" w:type="dxa"/>
+            <w:bottom w:w="0" w:type="dxa"/>
+            <w:right w:w="0" w:type="dxa"/>
+          </w:tblCellMar>
+        </w:tblPrEx>
+        <w:trPr>
+          <w:trHeight w:val="905" w:hRule="atLeast"/>
+        </w:trPr>
+        <w:tc>
+          <w:tcPr>
+            <w:tcW w:w="3996" w:type="dxa"/>
+            <w:shd w:val="clear" w:color="auto" w:fill="F3ECFF"/>
+          </w:tcPr>
+          <w:p>
+            <w:pPr>
+              <w:pStyle w:val="7"/>
+              <w:spacing w:before="46"/>
+              <w:rPr>
+                <w:rFonts w:ascii="Tahoma"/>
+                <w:b/>
+              </w:rPr>
+            </w:pPr>
+          </w:p>
+          <w:p>
+            <w:pPr>
+              <w:pStyle w:val="7"/>
+              <w:ind w:left="176"/>
+            </w:pPr>
+            <w:r>
+              <w:rPr>
+                <w:spacing w:val="-2"/>
+              </w:rPr>
+              <w:t>Recipient</w:t>
+            </w:r>
+            <w:r>
+              <w:rPr>
+                <w:spacing w:val="-36"/>
+              </w:rPr>
+              <w:t xml:space="preserve"> </w:t>
+            </w:r>
+            <w:r>
+              <w:rPr>
+                <w:spacing w:val="-2"/>
+              </w:rPr>
+              <w:t>Address</w:t>
+            </w:r>
+          </w:p>
+        </w:tc>
+        <w:tc>
+          <w:tcPr>
+            <w:tcW w:w="5835" w:type="dxa"/>
+            <w:shd w:val="clear" w:color="auto" w:fill="F3ECFF"/>
+          </w:tcPr>
+          <w:p>
+            <w:pPr>
+              <w:pStyle w:val="7"/>
               <w:spacing w:before="45" w:line="280" w:lineRule="atLeast"/>
               <w:ind w:left="171" w:right="413"/>
-              <w:jc w:val="both"/>
+              <w:jc w:val="left"/>
+            </w:pPr>
+            <w:r>
               <w:rPr>
                 <w:rFonts w:hint="default"/>
                 <w:lang w:val="en-US"/>
               </w:rPr>
-            </w:pPr>
+              <w:t>{{$</w:t>
+            </w:r>
+            <w:r>
+              <w:rPr>
+                <w:spacing w:val="-2"/>
+              </w:rPr>
+              <w:t>RecipientAddress</w:t>
+            </w:r>
             <w:r>
               <w:rPr>
                 <w:rFonts w:hint="default"/>
                 <w:lang w:val="en-US"/>
               </w:rPr>
-              <w:t>{{$</w:t>
+              <w:t>}}</w:t>
             </w:r>
             <w:bookmarkStart w:id="0" w:name="_GoBack"/>
             <w:bookmarkEnd w:id="0"/>
-            <w:r>
-              <w:rPr>
-                <w:spacing w:val="-2"/>
-              </w:rPr>
-              <w:t>RecipientAddress</w:t>
-            </w:r>
-            <w:r>
-              <w:rPr>
-                <w:rFonts w:hint="default"/>
-                <w:lang w:val="en-US"/>
-              </w:rPr>
-              <w:t>}}</w:t>
-            </w:r>
           </w:p>
         </w:tc>
       </w:tr>
@@ -2073,7 +1914,7 @@
     <w:lsdException w:qFormat="1" w:unhideWhenUsed="0" w:uiPriority="10" w:semiHidden="0" w:name="Title"/>
     <w:lsdException w:uiPriority="99" w:name="Closing"/>
     <w:lsdException w:uiPriority="99" w:name="Signature"/>
-    <w:lsdException w:uiPriority="1" w:name="Default Paragraph Font"/>
+    <w:lsdException w:qFormat="1" w:uiPriority="1" w:name="Default Paragraph Font"/>
     <w:lsdException w:qFormat="1" w:unhideWhenUsed="0" w:uiPriority="1" w:semiHidden="0" w:name="Body Text"/>
     <w:lsdException w:uiPriority="99" w:name="Body Text Indent"/>
     <w:lsdException w:uiPriority="99" w:name="List Continue"/>
@@ -2111,7 +1952,7 @@
     <w:lsdException w:uiPriority="99" w:name="HTML Sample"/>
     <w:lsdException w:uiPriority="99" w:name="HTML Typewriter"/>
     <w:lsdException w:uiPriority="99" w:name="HTML Variable"/>
-    <w:lsdException w:uiPriority="99" w:name="Normal Table"/>
+    <w:lsdException w:qFormat="1" w:uiPriority="99" w:name="Normal Table"/>
     <w:lsdException w:uiPriority="99" w:name="annotation subject"/>
     <w:lsdException w:uiPriority="99" w:name="Table Simple 1"/>
     <w:lsdException w:uiPriority="99" w:name="Table Simple 2"/>
@@ -2296,12 +2137,14 @@
     <w:name w:val="Default Paragraph Font"/>
     <w:semiHidden/>
     <w:unhideWhenUsed/>
+    <w:qFormat/>
     <w:uiPriority w:val="1"/>
   </w:style>
   <w:style w:type="table" w:default="1" w:styleId="4">
     <w:name w:val="Normal Table"/>
     <w:semiHidden/>
     <w:unhideWhenUsed/>
+    <w:qFormat/>
     <w:uiPriority w:val="99"/>
     <w:tblPr>
       <w:tblCellMar>

--- a/source/temp.docx
+++ b/source/temp.docx
@@ -122,19 +122,27 @@
     <w:p>
       <w:pPr>
         <w:pStyle w:val="3"/>
-        <w:spacing w:before="77"/>
-        <w:ind w:right="91"/>
+        <w:spacing w:before="6" w:line="247" w:lineRule="auto"/>
+        <w:ind w:left="6752" w:right="91" w:firstLine="1598"/>
         <w:jc w:val="right"/>
+      </w:pPr>
+      <w:r>
         <w:rPr>
           <w:spacing w:val="-4"/>
-          <w:lang w:eastAsia="zh-CN"/>
-        </w:rPr>
-      </w:pPr>
+        </w:rPr>
+        <w:t>World</w:t>
+      </w:r>
+      <w:r>
+        <w:rPr>
+          <w:spacing w:val="-30"/>
+        </w:rPr>
+        <w:t xml:space="preserve"> </w:t>
+      </w:r>
       <w:r>
         <w:rPr>
           <w:spacing w:val="-4"/>
         </w:rPr>
-        <w:t>World</w:t>
+        <w:t>Trade</w:t>
       </w:r>
       <w:r>
         <w:rPr>
@@ -146,53 +154,190 @@
         <w:rPr>
           <w:spacing w:val="-4"/>
         </w:rPr>
-        <w:t>Trade</w:t>
-      </w:r>
-      <w:r>
-        <w:rPr>
-          <w:spacing w:val="-30"/>
+        <w:t xml:space="preserve">Center </w:t>
+      </w:r>
+      <w:r>
+        <w:rPr>
+          <w:w w:val="90"/>
+        </w:rPr>
+        <w:t>Unit</w:t>
+      </w:r>
+      <w:r>
+        <w:rPr>
+          <w:spacing w:val="-18"/>
+          <w:w w:val="90"/>
         </w:rPr>
         <w:t xml:space="preserve"> </w:t>
       </w:r>
       <w:r>
         <w:rPr>
-          <w:spacing w:val="-4"/>
-        </w:rPr>
-        <w:t xml:space="preserve">Center </w:t>
+          <w:w w:val="90"/>
+        </w:rPr>
+        <w:t>2901,</w:t>
+      </w:r>
+      <w:r>
+        <w:rPr>
+          <w:spacing w:val="-15"/>
+          <w:w w:val="90"/>
+        </w:rPr>
+        <w:t xml:space="preserve"> </w:t>
+      </w:r>
+      <w:r>
+        <w:rPr>
+          <w:w w:val="90"/>
+        </w:rPr>
+        <w:t>Bldg</w:t>
+      </w:r>
+      <w:r>
+        <w:rPr>
+          <w:spacing w:val="-16"/>
+          <w:w w:val="90"/>
+        </w:rPr>
+        <w:t xml:space="preserve"> </w:t>
+      </w:r>
+      <w:r>
+        <w:rPr>
+          <w:w w:val="90"/>
+        </w:rPr>
+        <w:t>1B,</w:t>
+      </w:r>
+      <w:r>
+        <w:rPr>
+          <w:spacing w:val="-15"/>
+          <w:w w:val="90"/>
+        </w:rPr>
+        <w:t xml:space="preserve"> </w:t>
+      </w:r>
+      <w:r>
+        <w:rPr>
+          <w:w w:val="90"/>
+        </w:rPr>
+        <w:t>Block</w:t>
+      </w:r>
+      <w:r>
+        <w:rPr>
+          <w:spacing w:val="-16"/>
+          <w:w w:val="90"/>
+        </w:rPr>
+        <w:t xml:space="preserve"> </w:t>
+      </w:r>
+      <w:r>
+        <w:rPr>
+          <w:w w:val="90"/>
+        </w:rPr>
+        <w:t>316,</w:t>
+      </w:r>
+      <w:r>
+        <w:rPr>
+          <w:spacing w:val="-15"/>
+          <w:w w:val="90"/>
+        </w:rPr>
+        <w:t xml:space="preserve"> </w:t>
+      </w:r>
+      <w:r>
+        <w:rPr>
+          <w:w w:val="90"/>
+        </w:rPr>
+        <w:t>West</w:t>
+      </w:r>
+      <w:r>
+        <w:rPr>
+          <w:spacing w:val="-15"/>
+          <w:w w:val="90"/>
+        </w:rPr>
+        <w:t xml:space="preserve"> </w:t>
+      </w:r>
+      <w:r>
+        <w:rPr>
+          <w:spacing w:val="-2"/>
+          <w:w w:val="90"/>
+        </w:rPr>
+        <w:t>Tower</w:t>
       </w:r>
     </w:p>
     <w:p>
       <w:pPr>
         <w:pStyle w:val="3"/>
-        <w:spacing w:before="77"/>
+        <w:spacing w:line="194" w:lineRule="exact"/>
         <w:ind w:right="91"/>
         <w:jc w:val="right"/>
-        <w:rPr>
-          <w:spacing w:val="-6"/>
-        </w:rPr>
       </w:pPr>
       <w:r>
         <w:rPr>
-          <w:spacing w:val="-6"/>
-        </w:rPr>
-        <w:t>Unit 2901, Bldg 1B, Block 316, West Tower</w:t>
-      </w:r>
-    </w:p>
-    <w:p>
-      <w:pPr>
-        <w:pStyle w:val="3"/>
-        <w:spacing w:before="77"/>
-        <w:ind w:right="91"/>
-        <w:jc w:val="right"/>
-        <w:rPr>
-          <w:spacing w:val="-6"/>
-        </w:rPr>
-      </w:pPr>
-      <w:r>
-        <w:rPr>
-          <w:spacing w:val="-6"/>
-        </w:rPr>
-        <w:t>Isa Al-Kabeer Avenue, Manama Center, Bahrain</w:t>
+          <w:spacing w:val="2"/>
+          <w:w w:val="90"/>
+        </w:rPr>
+        <w:t>Isa</w:t>
+      </w:r>
+      <w:r>
+        <w:rPr>
+          <w:spacing w:val="-12"/>
+          <w:w w:val="90"/>
+        </w:rPr>
+        <w:t xml:space="preserve"> </w:t>
+      </w:r>
+      <w:r>
+        <w:rPr>
+          <w:spacing w:val="2"/>
+          <w:w w:val="90"/>
+        </w:rPr>
+        <w:t>Al-Kabeer</w:t>
+      </w:r>
+      <w:r>
+        <w:rPr>
+          <w:spacing w:val="-10"/>
+          <w:w w:val="90"/>
+        </w:rPr>
+        <w:t xml:space="preserve"> </w:t>
+      </w:r>
+      <w:r>
+        <w:rPr>
+          <w:spacing w:val="2"/>
+          <w:w w:val="90"/>
+        </w:rPr>
+        <w:t>Avenue,</w:t>
+      </w:r>
+      <w:r>
+        <w:rPr>
+          <w:spacing w:val="-10"/>
+          <w:w w:val="90"/>
+        </w:rPr>
+        <w:t xml:space="preserve"> </w:t>
+      </w:r>
+      <w:r>
+        <w:rPr>
+          <w:spacing w:val="2"/>
+          <w:w w:val="90"/>
+        </w:rPr>
+        <w:t>Manama</w:t>
+      </w:r>
+      <w:r>
+        <w:rPr>
+          <w:spacing w:val="-10"/>
+          <w:w w:val="90"/>
+        </w:rPr>
+        <w:t xml:space="preserve"> </w:t>
+      </w:r>
+      <w:r>
+        <w:rPr>
+          <w:spacing w:val="2"/>
+          <w:w w:val="90"/>
+        </w:rPr>
+        <w:t>Center,</w:t>
+      </w:r>
+      <w:r>
+        <w:rPr>
+          <w:spacing w:val="-10"/>
+          <w:w w:val="90"/>
+        </w:rPr>
+        <w:t xml:space="preserve"> </w:t>
+      </w:r>
+      <w:r>
+        <w:rPr>
+          <w:spacing w:val="-2"/>
+          <w:w w:val="90"/>
+        </w:rPr>
+        <w:t>Bahrain</w:t>
       </w:r>
     </w:p>
     <w:p>
@@ -276,8 +421,9 @@
       <w:pPr>
         <w:ind w:left="167"/>
         <w:rPr>
-          <w:rFonts w:ascii="Tahoma"/>
+          <w:rFonts w:hint="default" w:ascii="Tahoma"/>
           <w:b/>
+          <w:lang w:val="en-US"/>
         </w:rPr>
       </w:pPr>
       <w:r>
@@ -380,8 +526,7 @@
               <w:rPr>
                 <w:b/>
                 <w:i/>
-                <w:spacing w:val="-2"/>
-                <w:w w:val="95"/>
+                <w:w w:val="85"/>
               </w:rPr>
               <w:t>Banking</w:t>
             </w:r>
@@ -483,6 +628,10 @@
               <w:pStyle w:val="7"/>
               <w:spacing w:before="1"/>
               <w:ind w:left="178"/>
+              <w:rPr>
+                <w:rFonts w:hint="default"/>
+                <w:lang w:val="en-US"/>
+              </w:rPr>
             </w:pPr>
             <w:r>
               <w:rPr>
@@ -575,6 +724,10 @@
             <w:pPr>
               <w:pStyle w:val="7"/>
               <w:ind w:left="124"/>
+              <w:rPr>
+                <w:rFonts w:hint="default"/>
+                <w:lang w:val="en-US"/>
+              </w:rPr>
             </w:pPr>
             <w:r>
               <w:rPr>
@@ -666,6 +819,10 @@
             <w:pPr>
               <w:pStyle w:val="7"/>
               <w:ind w:left="180"/>
+              <w:rPr>
+                <w:rFonts w:hint="default"/>
+                <w:lang w:val="en-US"/>
+              </w:rPr>
             </w:pPr>
             <w:r>
               <w:rPr>
@@ -767,6 +924,10 @@
             <w:pPr>
               <w:pStyle w:val="7"/>
               <w:ind w:left="178"/>
+              <w:rPr>
+                <w:rFonts w:hint="default"/>
+                <w:lang w:val="en-US"/>
+              </w:rPr>
             </w:pPr>
             <w:r>
               <w:rPr>
@@ -867,29 +1028,33 @@
               <w:pStyle w:val="7"/>
               <w:spacing w:before="45" w:line="280" w:lineRule="atLeast"/>
               <w:ind w:left="171" w:right="413"/>
-              <w:jc w:val="left"/>
-            </w:pPr>
-            <w:r>
+              <w:jc w:val="both"/>
               <w:rPr>
                 <w:rFonts w:hint="default"/>
                 <w:lang w:val="en-US"/>
               </w:rPr>
-              <w:t>{{$</w:t>
-            </w:r>
-            <w:r>
-              <w:rPr>
-                <w:spacing w:val="-2"/>
-              </w:rPr>
-              <w:t>RecipientAddress</w:t>
-            </w:r>
+            </w:pPr>
+            <w:bookmarkStart w:id="0" w:name="_GoBack"/>
             <w:r>
               <w:rPr>
                 <w:rFonts w:hint="default"/>
                 <w:lang w:val="en-US"/>
               </w:rPr>
+              <w:t>{{$</w:t>
+            </w:r>
+            <w:r>
+              <w:rPr>
+                <w:spacing w:val="-2"/>
+              </w:rPr>
+              <w:t>RecipientAddress</w:t>
+            </w:r>
+            <w:r>
+              <w:rPr>
+                <w:rFonts w:hint="default"/>
+                <w:lang w:val="en-US"/>
+              </w:rPr>
               <w:t>}}</w:t>
             </w:r>
-            <w:bookmarkStart w:id="0" w:name="_GoBack"/>
             <w:bookmarkEnd w:id="0"/>
           </w:p>
         </w:tc>

--- a/source/temp.docx
+++ b/source/temp.docx
@@ -1034,7 +1034,6 @@
                 <w:lang w:val="en-US"/>
               </w:rPr>
             </w:pPr>
-            <w:bookmarkStart w:id="0" w:name="_GoBack"/>
             <w:r>
               <w:rPr>
                 <w:rFonts w:hint="default"/>
@@ -1055,7 +1054,6 @@
               </w:rPr>
               <w:t>}}</w:t>
             </w:r>
-            <w:bookmarkEnd w:id="0"/>
           </w:p>
         </w:tc>
       </w:tr>
@@ -1560,72 +1558,30 @@
             <w:pPr>
               <w:pStyle w:val="7"/>
               <w:ind w:left="180"/>
-            </w:pPr>
-            <w:r>
-              <w:rPr>
-                <w:spacing w:val="-8"/>
-              </w:rPr>
-              <w:t>JPMorgan</w:t>
-            </w:r>
-            <w:r>
-              <w:rPr>
-                <w:spacing w:val="-30"/>
-              </w:rPr>
-              <w:t xml:space="preserve"> </w:t>
-            </w:r>
-            <w:r>
-              <w:rPr>
-                <w:spacing w:val="-8"/>
-              </w:rPr>
-              <w:t>Chase</w:t>
-            </w:r>
-            <w:r>
-              <w:rPr>
-                <w:spacing w:val="-30"/>
-              </w:rPr>
-              <w:t xml:space="preserve"> </w:t>
-            </w:r>
-            <w:r>
-              <w:rPr>
-                <w:spacing w:val="-8"/>
-              </w:rPr>
-              <w:t>Bank,</w:t>
-            </w:r>
-            <w:r>
-              <w:rPr>
-                <w:spacing w:val="-30"/>
-              </w:rPr>
-              <w:t xml:space="preserve"> </w:t>
-            </w:r>
-            <w:r>
-              <w:rPr>
-                <w:spacing w:val="-8"/>
-              </w:rPr>
-              <w:t>N.A.,</w:t>
-            </w:r>
-            <w:r>
-              <w:rPr>
-                <w:spacing w:val="-30"/>
-              </w:rPr>
-              <w:t xml:space="preserve"> </w:t>
-            </w:r>
-            <w:r>
-              <w:rPr>
-                <w:spacing w:val="-8"/>
-              </w:rPr>
-              <w:t>New</w:t>
-            </w:r>
-            <w:r>
-              <w:rPr>
-                <w:spacing w:val="-30"/>
-              </w:rPr>
-              <w:t xml:space="preserve"> </w:t>
-            </w:r>
-            <w:r>
-              <w:rPr>
-                <w:spacing w:val="-8"/>
-              </w:rPr>
-              <w:t>York</w:t>
+              <w:rPr>
+                <w:rFonts w:hint="default"/>
+                <w:lang w:val="en-US"/>
+              </w:rPr>
+            </w:pPr>
+            <w:r>
+              <w:rPr>
+                <w:rFonts w:hint="default"/>
+                <w:lang w:val="en-US"/>
+              </w:rPr>
+              <w:t>{{$</w:t>
+            </w:r>
+            <w:r>
+              <w:rPr>
+                <w:spacing w:val="-2"/>
+              </w:rPr>
+              <w:t>IntermediaryBankName</w:t>
+            </w:r>
+            <w:r>
+              <w:rPr>
+                <w:rFonts w:hint="default"/>
+                <w:lang w:val="en-US"/>
+              </w:rPr>
+              <w:t>}}</w:t>
             </w:r>
           </w:p>
         </w:tc>
@@ -1695,12 +1651,30 @@
             <w:pPr>
               <w:pStyle w:val="7"/>
               <w:ind w:left="180"/>
-            </w:pPr>
-            <w:r>
-              <w:rPr>
-                <w:spacing w:val="-2"/>
-              </w:rPr>
-              <w:t>CHASUS33XXX</w:t>
+              <w:rPr>
+                <w:rFonts w:hint="default"/>
+                <w:lang w:val="en-US"/>
+              </w:rPr>
+            </w:pPr>
+            <w:r>
+              <w:rPr>
+                <w:rFonts w:hint="default"/>
+                <w:lang w:val="en-US"/>
+              </w:rPr>
+              <w:t>{{$</w:t>
+            </w:r>
+            <w:r>
+              <w:rPr>
+                <w:spacing w:val="-4"/>
+              </w:rPr>
+              <w:t>IntermediaryBankSWIFTCode</w:t>
+            </w:r>
+            <w:r>
+              <w:rPr>
+                <w:rFonts w:hint="default"/>
+                <w:lang w:val="en-US"/>
+              </w:rPr>
+              <w:t>}}</w:t>
             </w:r>
           </w:p>
         </w:tc>
@@ -1769,117 +1743,38 @@
               <w:pStyle w:val="7"/>
               <w:spacing w:before="171" w:line="252" w:lineRule="auto"/>
               <w:ind w:left="180"/>
-            </w:pPr>
-            <w:r>
-              <w:rPr>
-                <w:spacing w:val="-8"/>
-              </w:rPr>
-              <w:t>JPMorgan</w:t>
-            </w:r>
-            <w:r>
-              <w:rPr>
-                <w:spacing w:val="-34"/>
-              </w:rPr>
-              <w:t xml:space="preserve"> </w:t>
-            </w:r>
-            <w:r>
-              <w:rPr>
-                <w:spacing w:val="-8"/>
-              </w:rPr>
-              <w:t>Chase</w:t>
-            </w:r>
-            <w:r>
-              <w:rPr>
-                <w:spacing w:val="-34"/>
-              </w:rPr>
-              <w:t xml:space="preserve"> </w:t>
-            </w:r>
-            <w:r>
-              <w:rPr>
-                <w:spacing w:val="-8"/>
-              </w:rPr>
-              <w:t>Bank,</w:t>
-            </w:r>
-            <w:r>
-              <w:rPr>
-                <w:spacing w:val="-34"/>
-              </w:rPr>
-              <w:t xml:space="preserve"> </w:t>
-            </w:r>
-            <w:r>
-              <w:rPr>
-                <w:spacing w:val="-8"/>
-              </w:rPr>
-              <w:t>N.A.,</w:t>
-            </w:r>
-            <w:r>
-              <w:rPr>
-                <w:spacing w:val="-34"/>
-              </w:rPr>
-              <w:t xml:space="preserve"> </w:t>
-            </w:r>
-            <w:r>
-              <w:rPr>
-                <w:spacing w:val="-8"/>
-              </w:rPr>
-              <w:t>270</w:t>
-            </w:r>
-            <w:r>
-              <w:rPr>
-                <w:spacing w:val="-34"/>
-              </w:rPr>
-              <w:t xml:space="preserve"> </w:t>
-            </w:r>
-            <w:r>
-              <w:rPr>
-                <w:spacing w:val="-8"/>
-              </w:rPr>
-              <w:t>Park</w:t>
-            </w:r>
-            <w:r>
-              <w:rPr>
-                <w:spacing w:val="-34"/>
-              </w:rPr>
-              <w:t xml:space="preserve"> </w:t>
-            </w:r>
-            <w:r>
-              <w:rPr>
-                <w:spacing w:val="-8"/>
-              </w:rPr>
-              <w:t>Avenue,</w:t>
-            </w:r>
-            <w:r>
-              <w:rPr>
-                <w:spacing w:val="-34"/>
-              </w:rPr>
-              <w:t xml:space="preserve"> </w:t>
-            </w:r>
-            <w:r>
-              <w:rPr>
-                <w:spacing w:val="-8"/>
-              </w:rPr>
-              <w:t xml:space="preserve">New </w:t>
-            </w:r>
-            <w:r>
-              <w:t>York,</w:t>
-            </w:r>
-            <w:r>
-              <w:rPr>
-                <w:spacing w:val="-23"/>
-              </w:rPr>
-              <w:t xml:space="preserve"> </w:t>
-            </w:r>
-            <w:r>
-              <w:t>United</w:t>
-            </w:r>
-            <w:r>
-              <w:rPr>
-                <w:spacing w:val="-23"/>
-              </w:rPr>
-              <w:t xml:space="preserve"> </w:t>
-            </w:r>
-            <w:r>
-              <w:t>States</w:t>
+              <w:rPr>
+                <w:rFonts w:hint="default"/>
+                <w:lang w:val="en-US"/>
+              </w:rPr>
+            </w:pPr>
+            <w:r>
+              <w:rPr>
+                <w:rFonts w:hint="default"/>
+                <w:lang w:val="en-US"/>
+              </w:rPr>
+              <w:t>{{$</w:t>
+            </w:r>
+            <w:r>
+              <w:rPr>
+                <w:spacing w:val="-2"/>
+              </w:rPr>
+              <w:t>IntermediaryBank</w:t>
+            </w:r>
+            <w:bookmarkStart w:id="0" w:name="_GoBack"/>
+            <w:bookmarkEnd w:id="0"/>
+            <w:r>
+              <w:rPr>
+                <w:spacing w:val="-2"/>
+              </w:rPr>
+              <w:t>Address</w:t>
+            </w:r>
+            <w:r>
+              <w:rPr>
+                <w:rFonts w:hint="default"/>
+                <w:lang w:val="en-US"/>
+              </w:rPr>
+              <w:t>}}</w:t>
             </w:r>
           </w:p>
         </w:tc>
